--- a/docs/attachments/rpd-draft.docx
+++ b/docs/attachments/rpd-draft.docx
@@ -7097,7 +7097,7 @@
         <w:pStyle w:val="ListBullet"/>
       </w:pPr>
       <w:r>
-        <w:t>Первый проход проектного цикла: короткий управляемый мини-кейс в первые недели, выполняемый вместе с преподавателем.</w:t>
+        <w:t>На лекции преподаватель вводит очередной этап анализа, методы и типовые ошибки; на лабораторной группа отрабатывает этот этап на общем учебном кейсе.</w:t>
       </w:r>
     </w:p>
     <w:p>
@@ -7105,7 +7105,7 @@
         <w:pStyle w:val="ListBullet"/>
       </w:pPr>
       <w:r>
-        <w:t>Второй проход: самостоятельный семестровый проект, в котором студенты возвращаются к постановке задачи после исследования данных и оценки моделей.</w:t>
+        <w:t>Параллельно каждый студент или пара применяет тот же этап к собственному проекту и постепенно собирает полный цикл от постановки задачи до рекомендаций.</w:t>
       </w:r>
     </w:p>
     <w:p>
@@ -7113,7 +7113,7 @@
         <w:pStyle w:val="ListBullet"/>
       </w:pPr>
       <w:r>
-        <w:t>Команды по 2–3 человека допустимы при наличии индивидуальной защиты, журнала вклада и возможности объяснить собственный код.</w:t>
+        <w:t>Проект выполняется индивидуально или в паре; при парной работе ведется журнал вклада, а защита остается индивидуальной.</w:t>
       </w:r>
     </w:p>
     <w:p>
@@ -8159,7 +8159,7 @@
         <w:pStyle w:val="ListBullet"/>
       </w:pPr>
       <w:r>
-        <w:t>не менее 60 баллов из 100;</w:t>
+        <w:t>не менее 50 баллов из 100;</w:t>
       </w:r>
     </w:p>
     <w:p>
@@ -8201,6 +8201,421 @@
       <w:r>
         <w:t>должны быть явно указаны ограничения данных, метода и области применимости результата.</w:t>
       </w:r>
+    </w:p>
+    <w:p>
+      <w:pPr>
+        <w:pStyle w:val="Heading2"/>
+      </w:pPr>
+      <w:r>
+        <w:t>10.4. Перевод баллов в оценку</w:t>
+      </w:r>
+    </w:p>
+    <w:tbl>
+      <w:tblPr>
+        <w:tblStyle w:val="TableGrid"/>
+        <w:tblW w:type="auto" w:w="0"/>
+        <w:jc w:val="center"/>
+        <w:tblLayout w:type="fixed"/>
+        <w:tblLook w:firstColumn="1" w:firstRow="1" w:lastColumn="0" w:lastRow="0" w:noHBand="0" w:noVBand="1" w:val="04A0"/>
+      </w:tblPr>
+      <w:tblGrid>
+        <w:gridCol w:w="3343"/>
+        <w:gridCol w:w="3343"/>
+        <w:gridCol w:w="3343"/>
+      </w:tblGrid>
+      <w:tr>
+        <w:trPr>
+          <w:tblHeader w:val="true"/>
+        </w:trPr>
+        <w:tc>
+          <w:tcPr>
+            <w:tcW w:type="dxa" w:w="2381"/>
+            <w:shd w:fill="1F4E78"/>
+            <w:tcMar>
+              <w:top w:w="80" w:type="dxa"/>
+              <w:start w:w="90" w:type="dxa"/>
+              <w:bottom w:w="80" w:type="dxa"/>
+              <w:end w:w="90" w:type="dxa"/>
+            </w:tcMar>
+            <w:vAlign w:val="center"/>
+          </w:tcPr>
+          <w:p>
+            <w:pPr>
+              <w:jc w:val="center"/>
+            </w:pPr>
+            <w:r>
+              <w:rPr>
+                <w:rFonts w:ascii="Times New Roman" w:hAnsi="Times New Roman"/>
+                <w:b/>
+                <w:color w:val="FFFFFF"/>
+                <w:sz w:val="18"/>
+              </w:rPr>
+              <w:t>Итоговый балл</w:t>
+            </w:r>
+          </w:p>
+        </w:tc>
+        <w:tc>
+          <w:tcPr>
+            <w:tcW w:type="dxa" w:w="1701"/>
+            <w:shd w:fill="1F4E78"/>
+            <w:tcMar>
+              <w:top w:w="80" w:type="dxa"/>
+              <w:start w:w="90" w:type="dxa"/>
+              <w:bottom w:w="80" w:type="dxa"/>
+              <w:end w:w="90" w:type="dxa"/>
+            </w:tcMar>
+            <w:vAlign w:val="center"/>
+          </w:tcPr>
+          <w:p>
+            <w:pPr>
+              <w:jc w:val="center"/>
+            </w:pPr>
+            <w:r>
+              <w:rPr>
+                <w:rFonts w:ascii="Times New Roman" w:hAnsi="Times New Roman"/>
+                <w:b/>
+                <w:color w:val="FFFFFF"/>
+                <w:sz w:val="18"/>
+              </w:rPr>
+              <w:t>Оценка</w:t>
+            </w:r>
+          </w:p>
+        </w:tc>
+        <w:tc>
+          <w:tcPr>
+            <w:tcW w:type="dxa" w:w="5386"/>
+            <w:shd w:fill="1F4E78"/>
+            <w:tcMar>
+              <w:top w:w="80" w:type="dxa"/>
+              <w:start w:w="90" w:type="dxa"/>
+              <w:bottom w:w="80" w:type="dxa"/>
+              <w:end w:w="90" w:type="dxa"/>
+            </w:tcMar>
+            <w:vAlign w:val="center"/>
+          </w:tcPr>
+          <w:p>
+            <w:pPr>
+              <w:jc w:val="center"/>
+            </w:pPr>
+            <w:r>
+              <w:rPr>
+                <w:rFonts w:ascii="Times New Roman" w:hAnsi="Times New Roman"/>
+                <w:b/>
+                <w:color w:val="FFFFFF"/>
+                <w:sz w:val="18"/>
+              </w:rPr>
+              <w:t>Уровень освоения</w:t>
+            </w:r>
+          </w:p>
+        </w:tc>
+      </w:tr>
+      <w:tr>
+        <w:tc>
+          <w:tcPr>
+            <w:tcW w:type="dxa" w:w="2381"/>
+            <w:tcMar>
+              <w:top w:w="80" w:type="dxa"/>
+              <w:start w:w="90" w:type="dxa"/>
+              <w:bottom w:w="80" w:type="dxa"/>
+              <w:end w:w="90" w:type="dxa"/>
+            </w:tcMar>
+            <w:vAlign w:val="center"/>
+          </w:tcPr>
+          <w:p>
+            <w:pPr>
+              <w:spacing w:after="0"/>
+            </w:pPr>
+            <w:r>
+              <w:rPr>
+                <w:rFonts w:ascii="Times New Roman" w:hAnsi="Times New Roman"/>
+                <w:sz w:val="18"/>
+              </w:rPr>
+              <w:t>86–100</w:t>
+            </w:r>
+          </w:p>
+        </w:tc>
+        <w:tc>
+          <w:tcPr>
+            <w:tcW w:type="dxa" w:w="1701"/>
+            <w:tcMar>
+              <w:top w:w="80" w:type="dxa"/>
+              <w:start w:w="90" w:type="dxa"/>
+              <w:bottom w:w="80" w:type="dxa"/>
+              <w:end w:w="90" w:type="dxa"/>
+            </w:tcMar>
+            <w:vAlign w:val="center"/>
+          </w:tcPr>
+          <w:p>
+            <w:pPr>
+              <w:spacing w:after="0"/>
+            </w:pPr>
+            <w:r>
+              <w:rPr>
+                <w:rFonts w:ascii="Times New Roman" w:hAnsi="Times New Roman"/>
+                <w:sz w:val="18"/>
+              </w:rPr>
+              <w:t>5</w:t>
+            </w:r>
+          </w:p>
+        </w:tc>
+        <w:tc>
+          <w:tcPr>
+            <w:tcW w:type="dxa" w:w="5386"/>
+            <w:tcMar>
+              <w:top w:w="80" w:type="dxa"/>
+              <w:start w:w="90" w:type="dxa"/>
+              <w:bottom w:w="80" w:type="dxa"/>
+              <w:end w:w="90" w:type="dxa"/>
+            </w:tcMar>
+            <w:vAlign w:val="center"/>
+          </w:tcPr>
+          <w:p>
+            <w:pPr>
+              <w:spacing w:after="0"/>
+            </w:pPr>
+            <w:r>
+              <w:rPr>
+                <w:rFonts w:ascii="Times New Roman" w:hAnsi="Times New Roman"/>
+                <w:sz w:val="18"/>
+              </w:rPr>
+              <w:t>отлично</w:t>
+            </w:r>
+          </w:p>
+        </w:tc>
+      </w:tr>
+      <w:tr>
+        <w:tc>
+          <w:tcPr>
+            <w:tcW w:type="dxa" w:w="2381"/>
+            <w:tcMar>
+              <w:top w:w="80" w:type="dxa"/>
+              <w:start w:w="90" w:type="dxa"/>
+              <w:bottom w:w="80" w:type="dxa"/>
+              <w:end w:w="90" w:type="dxa"/>
+            </w:tcMar>
+            <w:vAlign w:val="center"/>
+            <w:shd w:fill="F7FAFC"/>
+          </w:tcPr>
+          <w:p>
+            <w:pPr>
+              <w:spacing w:after="0"/>
+            </w:pPr>
+            <w:r>
+              <w:rPr>
+                <w:rFonts w:ascii="Times New Roman" w:hAnsi="Times New Roman"/>
+                <w:sz w:val="18"/>
+              </w:rPr>
+              <w:t>70–85</w:t>
+            </w:r>
+          </w:p>
+        </w:tc>
+        <w:tc>
+          <w:tcPr>
+            <w:tcW w:type="dxa" w:w="1701"/>
+            <w:tcMar>
+              <w:top w:w="80" w:type="dxa"/>
+              <w:start w:w="90" w:type="dxa"/>
+              <w:bottom w:w="80" w:type="dxa"/>
+              <w:end w:w="90" w:type="dxa"/>
+            </w:tcMar>
+            <w:vAlign w:val="center"/>
+            <w:shd w:fill="F7FAFC"/>
+          </w:tcPr>
+          <w:p>
+            <w:pPr>
+              <w:spacing w:after="0"/>
+            </w:pPr>
+            <w:r>
+              <w:rPr>
+                <w:rFonts w:ascii="Times New Roman" w:hAnsi="Times New Roman"/>
+                <w:sz w:val="18"/>
+              </w:rPr>
+              <w:t>4</w:t>
+            </w:r>
+          </w:p>
+        </w:tc>
+        <w:tc>
+          <w:tcPr>
+            <w:tcW w:type="dxa" w:w="5386"/>
+            <w:tcMar>
+              <w:top w:w="80" w:type="dxa"/>
+              <w:start w:w="90" w:type="dxa"/>
+              <w:bottom w:w="80" w:type="dxa"/>
+              <w:end w:w="90" w:type="dxa"/>
+            </w:tcMar>
+            <w:vAlign w:val="center"/>
+            <w:shd w:fill="F7FAFC"/>
+          </w:tcPr>
+          <w:p>
+            <w:pPr>
+              <w:spacing w:after="0"/>
+            </w:pPr>
+            <w:r>
+              <w:rPr>
+                <w:rFonts w:ascii="Times New Roman" w:hAnsi="Times New Roman"/>
+                <w:sz w:val="18"/>
+              </w:rPr>
+              <w:t>хорошо</w:t>
+            </w:r>
+          </w:p>
+        </w:tc>
+      </w:tr>
+      <w:tr>
+        <w:tc>
+          <w:tcPr>
+            <w:tcW w:type="dxa" w:w="2381"/>
+            <w:tcMar>
+              <w:top w:w="80" w:type="dxa"/>
+              <w:start w:w="90" w:type="dxa"/>
+              <w:bottom w:w="80" w:type="dxa"/>
+              <w:end w:w="90" w:type="dxa"/>
+            </w:tcMar>
+            <w:vAlign w:val="center"/>
+          </w:tcPr>
+          <w:p>
+            <w:pPr>
+              <w:spacing w:after="0"/>
+            </w:pPr>
+            <w:r>
+              <w:rPr>
+                <w:rFonts w:ascii="Times New Roman" w:hAnsi="Times New Roman"/>
+                <w:sz w:val="18"/>
+              </w:rPr>
+              <w:t>50–69</w:t>
+            </w:r>
+          </w:p>
+        </w:tc>
+        <w:tc>
+          <w:tcPr>
+            <w:tcW w:type="dxa" w:w="1701"/>
+            <w:tcMar>
+              <w:top w:w="80" w:type="dxa"/>
+              <w:start w:w="90" w:type="dxa"/>
+              <w:bottom w:w="80" w:type="dxa"/>
+              <w:end w:w="90" w:type="dxa"/>
+            </w:tcMar>
+            <w:vAlign w:val="center"/>
+          </w:tcPr>
+          <w:p>
+            <w:pPr>
+              <w:spacing w:after="0"/>
+            </w:pPr>
+            <w:r>
+              <w:rPr>
+                <w:rFonts w:ascii="Times New Roman" w:hAnsi="Times New Roman"/>
+                <w:sz w:val="18"/>
+              </w:rPr>
+              <w:t>3</w:t>
+            </w:r>
+          </w:p>
+        </w:tc>
+        <w:tc>
+          <w:tcPr>
+            <w:tcW w:type="dxa" w:w="5386"/>
+            <w:tcMar>
+              <w:top w:w="80" w:type="dxa"/>
+              <w:start w:w="90" w:type="dxa"/>
+              <w:bottom w:w="80" w:type="dxa"/>
+              <w:end w:w="90" w:type="dxa"/>
+            </w:tcMar>
+            <w:vAlign w:val="center"/>
+          </w:tcPr>
+          <w:p>
+            <w:pPr>
+              <w:spacing w:after="0"/>
+            </w:pPr>
+            <w:r>
+              <w:rPr>
+                <w:rFonts w:ascii="Times New Roman" w:hAnsi="Times New Roman"/>
+                <w:sz w:val="18"/>
+              </w:rPr>
+              <w:t>удовлетворительно</w:t>
+            </w:r>
+          </w:p>
+        </w:tc>
+      </w:tr>
+      <w:tr>
+        <w:tc>
+          <w:tcPr>
+            <w:tcW w:type="dxa" w:w="2381"/>
+            <w:tcMar>
+              <w:top w:w="80" w:type="dxa"/>
+              <w:start w:w="90" w:type="dxa"/>
+              <w:bottom w:w="80" w:type="dxa"/>
+              <w:end w:w="90" w:type="dxa"/>
+            </w:tcMar>
+            <w:vAlign w:val="center"/>
+            <w:shd w:fill="F7FAFC"/>
+          </w:tcPr>
+          <w:p>
+            <w:pPr>
+              <w:spacing w:after="0"/>
+            </w:pPr>
+            <w:r>
+              <w:rPr>
+                <w:rFonts w:ascii="Times New Roman" w:hAnsi="Times New Roman"/>
+                <w:sz w:val="18"/>
+              </w:rPr>
+              <w:t>0–49</w:t>
+            </w:r>
+          </w:p>
+        </w:tc>
+        <w:tc>
+          <w:tcPr>
+            <w:tcW w:type="dxa" w:w="1701"/>
+            <w:tcMar>
+              <w:top w:w="80" w:type="dxa"/>
+              <w:start w:w="90" w:type="dxa"/>
+              <w:bottom w:w="80" w:type="dxa"/>
+              <w:end w:w="90" w:type="dxa"/>
+            </w:tcMar>
+            <w:vAlign w:val="center"/>
+            <w:shd w:fill="F7FAFC"/>
+          </w:tcPr>
+          <w:p>
+            <w:pPr>
+              <w:spacing w:after="0"/>
+            </w:pPr>
+            <w:r>
+              <w:rPr>
+                <w:rFonts w:ascii="Times New Roman" w:hAnsi="Times New Roman"/>
+                <w:sz w:val="18"/>
+              </w:rPr>
+              <w:t>2</w:t>
+            </w:r>
+          </w:p>
+        </w:tc>
+        <w:tc>
+          <w:tcPr>
+            <w:tcW w:type="dxa" w:w="5386"/>
+            <w:tcMar>
+              <w:top w:w="80" w:type="dxa"/>
+              <w:start w:w="90" w:type="dxa"/>
+              <w:bottom w:w="80" w:type="dxa"/>
+              <w:end w:w="90" w:type="dxa"/>
+            </w:tcMar>
+            <w:vAlign w:val="center"/>
+            <w:shd w:fill="F7FAFC"/>
+          </w:tcPr>
+          <w:p>
+            <w:pPr>
+              <w:spacing w:after="0"/>
+            </w:pPr>
+            <w:r>
+              <w:rPr>
+                <w:rFonts w:ascii="Times New Roman" w:hAnsi="Times New Roman"/>
+                <w:sz w:val="18"/>
+              </w:rPr>
+              <w:t>неудовлетворительно</w:t>
+            </w:r>
+          </w:p>
+        </w:tc>
+      </w:tr>
+    </w:tbl>
+    <w:p>
+      <w:pPr>
+        <w:spacing w:after="0"/>
+      </w:pPr>
     </w:p>
     <w:p>
       <w:pPr>
@@ -9343,7 +9758,7 @@
                 <w:rFonts w:ascii="Times New Roman" w:hAnsi="Times New Roman"/>
                 <w:sz w:val="17"/>
               </w:rPr>
-              <w:t>Индивидуальный проект или команды по 2–3 человека</w:t>
+              <w:t>Индивидуально или в паре; защита индивидуальная</w:t>
             </w:r>
           </w:p>
         </w:tc>

--- a/docs/attachments/rpd-draft.docx
+++ b/docs/attachments/rpd-draft.docx
@@ -776,40 +776,546 @@
       </w:r>
     </w:p>
     <w:p>
-      <w:pPr>
-        <w:pStyle w:val="ListBullet"/>
-      </w:pPr>
       <w:r>
-        <w:t>Обязательные входные умения: базовый Python; работа с файлами; описательная статистика; понимание матриц и функций; выявление простых проблем качества данных.</w:t>
+        <w:t>Входные требования описываются внутренними компетенциями ВК. Эти коды используются только в учебном проекте и не заменяют компетенции ОПОП.</w:t>
       </w:r>
     </w:p>
+    <w:tbl>
+      <w:tblPr>
+        <w:tblStyle w:val="TableGrid"/>
+        <w:tblW w:type="auto" w:w="0"/>
+        <w:jc w:val="center"/>
+        <w:tblLayout w:type="fixed"/>
+        <w:tblLook w:firstColumn="1" w:firstRow="1" w:lastColumn="0" w:lastRow="0" w:noHBand="0" w:noVBand="1" w:val="04A0"/>
+      </w:tblPr>
+      <w:tblGrid>
+        <w:gridCol w:w="2507"/>
+        <w:gridCol w:w="2507"/>
+        <w:gridCol w:w="2507"/>
+        <w:gridCol w:w="2507"/>
+      </w:tblGrid>
+      <w:tr>
+        <w:trPr>
+          <w:tblHeader w:val="true"/>
+        </w:trPr>
+        <w:tc>
+          <w:tcPr>
+            <w:tcW w:type="dxa" w:w="2381"/>
+            <w:shd w:fill="1F4E78"/>
+            <w:tcMar>
+              <w:top w:w="80" w:type="dxa"/>
+              <w:start w:w="90" w:type="dxa"/>
+              <w:bottom w:w="80" w:type="dxa"/>
+              <w:end w:w="90" w:type="dxa"/>
+            </w:tcMar>
+            <w:vAlign w:val="center"/>
+          </w:tcPr>
+          <w:p>
+            <w:pPr>
+              <w:jc w:val="center"/>
+            </w:pPr>
+            <w:r>
+              <w:rPr>
+                <w:rFonts w:ascii="Times New Roman" w:hAnsi="Times New Roman"/>
+                <w:b/>
+                <w:color w:val="FFFFFF"/>
+                <w:sz w:val="16"/>
+              </w:rPr>
+              <w:t>Компетенция</w:t>
+            </w:r>
+          </w:p>
+        </w:tc>
+        <w:tc>
+          <w:tcPr>
+            <w:tcW w:type="dxa" w:w="1701"/>
+            <w:shd w:fill="1F4E78"/>
+            <w:tcMar>
+              <w:top w:w="80" w:type="dxa"/>
+              <w:start w:w="90" w:type="dxa"/>
+              <w:bottom w:w="80" w:type="dxa"/>
+              <w:end w:w="90" w:type="dxa"/>
+            </w:tcMar>
+            <w:vAlign w:val="center"/>
+          </w:tcPr>
+          <w:p>
+            <w:pPr>
+              <w:jc w:val="center"/>
+            </w:pPr>
+            <w:r>
+              <w:rPr>
+                <w:rFonts w:ascii="Times New Roman" w:hAnsi="Times New Roman"/>
+                <w:b/>
+                <w:color w:val="FFFFFF"/>
+                <w:sz w:val="16"/>
+              </w:rPr>
+              <w:t>Индикаторы</w:t>
+            </w:r>
+          </w:p>
+        </w:tc>
+        <w:tc>
+          <w:tcPr>
+            <w:tcW w:type="dxa" w:w="4592"/>
+            <w:shd w:fill="1F4E78"/>
+            <w:tcMar>
+              <w:top w:w="80" w:type="dxa"/>
+              <w:start w:w="90" w:type="dxa"/>
+              <w:bottom w:w="80" w:type="dxa"/>
+              <w:end w:w="90" w:type="dxa"/>
+            </w:tcMar>
+            <w:vAlign w:val="center"/>
+          </w:tcPr>
+          <w:p>
+            <w:pPr>
+              <w:jc w:val="center"/>
+            </w:pPr>
+            <w:r>
+              <w:rPr>
+                <w:rFonts w:ascii="Times New Roman" w:hAnsi="Times New Roman"/>
+                <w:b/>
+                <w:color w:val="FFFFFF"/>
+                <w:sz w:val="16"/>
+              </w:rPr>
+              <w:t>Результат на входе</w:t>
+            </w:r>
+          </w:p>
+        </w:tc>
+        <w:tc>
+          <w:tcPr>
+            <w:tcW w:type="dxa" w:w="794"/>
+            <w:shd w:fill="1F4E78"/>
+            <w:tcMar>
+              <w:top w:w="80" w:type="dxa"/>
+              <w:start w:w="90" w:type="dxa"/>
+              <w:bottom w:w="80" w:type="dxa"/>
+              <w:end w:w="90" w:type="dxa"/>
+            </w:tcMar>
+            <w:vAlign w:val="center"/>
+          </w:tcPr>
+          <w:p>
+            <w:pPr>
+              <w:jc w:val="center"/>
+            </w:pPr>
+            <w:r>
+              <w:rPr>
+                <w:rFonts w:ascii="Times New Roman" w:hAnsi="Times New Roman"/>
+                <w:b/>
+                <w:color w:val="FFFFFF"/>
+                <w:sz w:val="16"/>
+              </w:rPr>
+              <w:t>Уровень</w:t>
+            </w:r>
+          </w:p>
+        </w:tc>
+      </w:tr>
+      <w:tr>
+        <w:tc>
+          <w:tcPr>
+            <w:tcW w:type="dxa" w:w="2381"/>
+            <w:tcMar>
+              <w:top w:w="80" w:type="dxa"/>
+              <w:start w:w="90" w:type="dxa"/>
+              <w:bottom w:w="80" w:type="dxa"/>
+              <w:end w:w="90" w:type="dxa"/>
+            </w:tcMar>
+            <w:vAlign w:val="center"/>
+          </w:tcPr>
+          <w:p>
+            <w:pPr>
+              <w:spacing w:after="0"/>
+            </w:pPr>
+            <w:r>
+              <w:rPr>
+                <w:rFonts w:ascii="Times New Roman" w:hAnsi="Times New Roman"/>
+                <w:sz w:val="16"/>
+              </w:rPr>
+              <w:t>ВК-1. Математический аппарат</w:t>
+            </w:r>
+          </w:p>
+        </w:tc>
+        <w:tc>
+          <w:tcPr>
+            <w:tcW w:type="dxa" w:w="1701"/>
+            <w:tcMar>
+              <w:top w:w="80" w:type="dxa"/>
+              <w:start w:w="90" w:type="dxa"/>
+              <w:bottom w:w="80" w:type="dxa"/>
+              <w:end w:w="90" w:type="dxa"/>
+            </w:tcMar>
+            <w:vAlign w:val="center"/>
+          </w:tcPr>
+          <w:p>
+            <w:pPr>
+              <w:spacing w:after="0"/>
+            </w:pPr>
+            <w:r>
+              <w:rPr>
+                <w:rFonts w:ascii="Times New Roman" w:hAnsi="Times New Roman"/>
+                <w:sz w:val="16"/>
+              </w:rPr>
+              <w:t>ВК-1.1, ВК-1.2</w:t>
+            </w:r>
+          </w:p>
+        </w:tc>
+        <w:tc>
+          <w:tcPr>
+            <w:tcW w:type="dxa" w:w="4592"/>
+            <w:tcMar>
+              <w:top w:w="80" w:type="dxa"/>
+              <w:start w:w="90" w:type="dxa"/>
+              <w:bottom w:w="80" w:type="dxa"/>
+              <w:end w:w="90" w:type="dxa"/>
+            </w:tcMar>
+            <w:vAlign w:val="center"/>
+          </w:tcPr>
+          <w:p>
+            <w:pPr>
+              <w:spacing w:after="0"/>
+            </w:pPr>
+            <w:r>
+              <w:rPr>
+                <w:rFonts w:ascii="Times New Roman" w:hAnsi="Times New Roman"/>
+                <w:sz w:val="16"/>
+              </w:rPr>
+              <w:t>Интерпретирует функцию, производную и градиент; выполняет базовые операции с векторами и матрицами.</w:t>
+            </w:r>
+          </w:p>
+        </w:tc>
+        <w:tc>
+          <w:tcPr>
+            <w:tcW w:type="dxa" w:w="794"/>
+            <w:tcMar>
+              <w:top w:w="80" w:type="dxa"/>
+              <w:start w:w="90" w:type="dxa"/>
+              <w:bottom w:w="80" w:type="dxa"/>
+              <w:end w:w="90" w:type="dxa"/>
+            </w:tcMar>
+            <w:vAlign w:val="center"/>
+          </w:tcPr>
+          <w:p>
+            <w:pPr>
+              <w:spacing w:after="0"/>
+            </w:pPr>
+            <w:r>
+              <w:rPr>
+                <w:rFonts w:ascii="Times New Roman" w:hAnsi="Times New Roman"/>
+                <w:sz w:val="16"/>
+              </w:rPr>
+              <w:t>Б</w:t>
+            </w:r>
+          </w:p>
+        </w:tc>
+      </w:tr>
+      <w:tr>
+        <w:tc>
+          <w:tcPr>
+            <w:tcW w:type="dxa" w:w="2381"/>
+            <w:tcMar>
+              <w:top w:w="80" w:type="dxa"/>
+              <w:start w:w="90" w:type="dxa"/>
+              <w:bottom w:w="80" w:type="dxa"/>
+              <w:end w:w="90" w:type="dxa"/>
+            </w:tcMar>
+            <w:vAlign w:val="center"/>
+            <w:shd w:fill="F7FAFC"/>
+          </w:tcPr>
+          <w:p>
+            <w:pPr>
+              <w:spacing w:after="0"/>
+            </w:pPr>
+            <w:r>
+              <w:rPr>
+                <w:rFonts w:ascii="Times New Roman" w:hAnsi="Times New Roman"/>
+                <w:sz w:val="16"/>
+              </w:rPr>
+              <w:t>ВК-2. Вероятность и статистика</w:t>
+            </w:r>
+          </w:p>
+        </w:tc>
+        <w:tc>
+          <w:tcPr>
+            <w:tcW w:type="dxa" w:w="1701"/>
+            <w:tcMar>
+              <w:top w:w="80" w:type="dxa"/>
+              <w:start w:w="90" w:type="dxa"/>
+              <w:bottom w:w="80" w:type="dxa"/>
+              <w:end w:w="90" w:type="dxa"/>
+            </w:tcMar>
+            <w:vAlign w:val="center"/>
+            <w:shd w:fill="F7FAFC"/>
+          </w:tcPr>
+          <w:p>
+            <w:pPr>
+              <w:spacing w:after="0"/>
+            </w:pPr>
+            <w:r>
+              <w:rPr>
+                <w:rFonts w:ascii="Times New Roman" w:hAnsi="Times New Roman"/>
+                <w:sz w:val="16"/>
+              </w:rPr>
+              <w:t>ВК-2.1, ВК-2.2</w:t>
+            </w:r>
+          </w:p>
+        </w:tc>
+        <w:tc>
+          <w:tcPr>
+            <w:tcW w:type="dxa" w:w="4592"/>
+            <w:tcMar>
+              <w:top w:w="80" w:type="dxa"/>
+              <w:start w:w="90" w:type="dxa"/>
+              <w:bottom w:w="80" w:type="dxa"/>
+              <w:end w:w="90" w:type="dxa"/>
+            </w:tcMar>
+            <w:vAlign w:val="center"/>
+            <w:shd w:fill="F7FAFC"/>
+          </w:tcPr>
+          <w:p>
+            <w:pPr>
+              <w:spacing w:after="0"/>
+            </w:pPr>
+            <w:r>
+              <w:rPr>
+                <w:rFonts w:ascii="Times New Roman" w:hAnsi="Times New Roman"/>
+                <w:sz w:val="16"/>
+              </w:rPr>
+              <w:t>Интерпретирует описательные статистики, корреляцию, доверительный интервал и проверку гипотезы.</w:t>
+            </w:r>
+          </w:p>
+        </w:tc>
+        <w:tc>
+          <w:tcPr>
+            <w:tcW w:type="dxa" w:w="794"/>
+            <w:tcMar>
+              <w:top w:w="80" w:type="dxa"/>
+              <w:start w:w="90" w:type="dxa"/>
+              <w:bottom w:w="80" w:type="dxa"/>
+              <w:end w:w="90" w:type="dxa"/>
+            </w:tcMar>
+            <w:vAlign w:val="center"/>
+            <w:shd w:fill="F7FAFC"/>
+          </w:tcPr>
+          <w:p>
+            <w:pPr>
+              <w:spacing w:after="0"/>
+            </w:pPr>
+            <w:r>
+              <w:rPr>
+                <w:rFonts w:ascii="Times New Roman" w:hAnsi="Times New Roman"/>
+                <w:sz w:val="16"/>
+              </w:rPr>
+              <w:t>Б</w:t>
+            </w:r>
+          </w:p>
+        </w:tc>
+      </w:tr>
+      <w:tr>
+        <w:tc>
+          <w:tcPr>
+            <w:tcW w:type="dxa" w:w="2381"/>
+            <w:tcMar>
+              <w:top w:w="80" w:type="dxa"/>
+              <w:start w:w="90" w:type="dxa"/>
+              <w:bottom w:w="80" w:type="dxa"/>
+              <w:end w:w="90" w:type="dxa"/>
+            </w:tcMar>
+            <w:vAlign w:val="center"/>
+          </w:tcPr>
+          <w:p>
+            <w:pPr>
+              <w:spacing w:after="0"/>
+            </w:pPr>
+            <w:r>
+              <w:rPr>
+                <w:rFonts w:ascii="Times New Roman" w:hAnsi="Times New Roman"/>
+                <w:sz w:val="16"/>
+              </w:rPr>
+              <w:t>ВК-3. Python для данных</w:t>
+            </w:r>
+          </w:p>
+        </w:tc>
+        <w:tc>
+          <w:tcPr>
+            <w:tcW w:type="dxa" w:w="1701"/>
+            <w:tcMar>
+              <w:top w:w="80" w:type="dxa"/>
+              <w:start w:w="90" w:type="dxa"/>
+              <w:bottom w:w="80" w:type="dxa"/>
+              <w:end w:w="90" w:type="dxa"/>
+            </w:tcMar>
+            <w:vAlign w:val="center"/>
+          </w:tcPr>
+          <w:p>
+            <w:pPr>
+              <w:spacing w:after="0"/>
+            </w:pPr>
+            <w:r>
+              <w:rPr>
+                <w:rFonts w:ascii="Times New Roman" w:hAnsi="Times New Roman"/>
+                <w:sz w:val="16"/>
+              </w:rPr>
+              <w:t>ВК-3.1, ВК-3.2</w:t>
+            </w:r>
+          </w:p>
+        </w:tc>
+        <w:tc>
+          <w:tcPr>
+            <w:tcW w:type="dxa" w:w="4592"/>
+            <w:tcMar>
+              <w:top w:w="80" w:type="dxa"/>
+              <w:start w:w="90" w:type="dxa"/>
+              <w:bottom w:w="80" w:type="dxa"/>
+              <w:end w:w="90" w:type="dxa"/>
+            </w:tcMar>
+            <w:vAlign w:val="center"/>
+          </w:tcPr>
+          <w:p>
+            <w:pPr>
+              <w:spacing w:after="0"/>
+            </w:pPr>
+            <w:r>
+              <w:rPr>
+                <w:rFonts w:ascii="Times New Roman" w:hAnsi="Times New Roman"/>
+                <w:sz w:val="16"/>
+              </w:rPr>
+              <w:t>Пишет небольшие функции, работает с файлами и повторно запускает ноутбук с базовыми операциями pandas/NumPy.</w:t>
+            </w:r>
+          </w:p>
+        </w:tc>
+        <w:tc>
+          <w:tcPr>
+            <w:tcW w:type="dxa" w:w="794"/>
+            <w:tcMar>
+              <w:top w:w="80" w:type="dxa"/>
+              <w:start w:w="90" w:type="dxa"/>
+              <w:bottom w:w="80" w:type="dxa"/>
+              <w:end w:w="90" w:type="dxa"/>
+            </w:tcMar>
+            <w:vAlign w:val="center"/>
+          </w:tcPr>
+          <w:p>
+            <w:pPr>
+              <w:spacing w:after="0"/>
+            </w:pPr>
+            <w:r>
+              <w:rPr>
+                <w:rFonts w:ascii="Times New Roman" w:hAnsi="Times New Roman"/>
+                <w:sz w:val="16"/>
+              </w:rPr>
+              <w:t>Б</w:t>
+            </w:r>
+          </w:p>
+        </w:tc>
+      </w:tr>
+      <w:tr>
+        <w:tc>
+          <w:tcPr>
+            <w:tcW w:type="dxa" w:w="2381"/>
+            <w:tcMar>
+              <w:top w:w="80" w:type="dxa"/>
+              <w:start w:w="90" w:type="dxa"/>
+              <w:bottom w:w="80" w:type="dxa"/>
+              <w:end w:w="90" w:type="dxa"/>
+            </w:tcMar>
+            <w:vAlign w:val="center"/>
+            <w:shd w:fill="F7FAFC"/>
+          </w:tcPr>
+          <w:p>
+            <w:pPr>
+              <w:spacing w:after="0"/>
+            </w:pPr>
+            <w:r>
+              <w:rPr>
+                <w:rFonts w:ascii="Times New Roman" w:hAnsi="Times New Roman"/>
+                <w:sz w:val="16"/>
+              </w:rPr>
+              <w:t>ВК-4. Обработка данных</w:t>
+            </w:r>
+          </w:p>
+        </w:tc>
+        <w:tc>
+          <w:tcPr>
+            <w:tcW w:type="dxa" w:w="1701"/>
+            <w:tcMar>
+              <w:top w:w="80" w:type="dxa"/>
+              <w:start w:w="90" w:type="dxa"/>
+              <w:bottom w:w="80" w:type="dxa"/>
+              <w:end w:w="90" w:type="dxa"/>
+            </w:tcMar>
+            <w:vAlign w:val="center"/>
+            <w:shd w:fill="F7FAFC"/>
+          </w:tcPr>
+          <w:p>
+            <w:pPr>
+              <w:spacing w:after="0"/>
+            </w:pPr>
+            <w:r>
+              <w:rPr>
+                <w:rFonts w:ascii="Times New Roman" w:hAnsi="Times New Roman"/>
+                <w:sz w:val="16"/>
+              </w:rPr>
+              <w:t>ВК-4.1, ВК-4.2</w:t>
+            </w:r>
+          </w:p>
+        </w:tc>
+        <w:tc>
+          <w:tcPr>
+            <w:tcW w:type="dxa" w:w="4592"/>
+            <w:tcMar>
+              <w:top w:w="80" w:type="dxa"/>
+              <w:start w:w="90" w:type="dxa"/>
+              <w:bottom w:w="80" w:type="dxa"/>
+              <w:end w:w="90" w:type="dxa"/>
+            </w:tcMar>
+            <w:vAlign w:val="center"/>
+            <w:shd w:fill="F7FAFC"/>
+          </w:tcPr>
+          <w:p>
+            <w:pPr>
+              <w:spacing w:after="0"/>
+            </w:pPr>
+            <w:r>
+              <w:rPr>
+                <w:rFonts w:ascii="Times New Roman" w:hAnsi="Times New Roman"/>
+                <w:sz w:val="16"/>
+              </w:rPr>
+              <w:t>Объединяет и агрегирует таблицы, проверяет пропуски, составляет простой SQL-запрос и описывает происхождение данных.</w:t>
+            </w:r>
+          </w:p>
+        </w:tc>
+        <w:tc>
+          <w:tcPr>
+            <w:tcW w:type="dxa" w:w="794"/>
+            <w:tcMar>
+              <w:top w:w="80" w:type="dxa"/>
+              <w:start w:w="90" w:type="dxa"/>
+              <w:bottom w:w="80" w:type="dxa"/>
+              <w:end w:w="90" w:type="dxa"/>
+            </w:tcMar>
+            <w:vAlign w:val="center"/>
+            <w:shd w:fill="F7FAFC"/>
+          </w:tcPr>
+          <w:p>
+            <w:pPr>
+              <w:spacing w:after="0"/>
+            </w:pPr>
+            <w:r>
+              <w:rPr>
+                <w:rFonts w:ascii="Times New Roman" w:hAnsi="Times New Roman"/>
+                <w:sz w:val="16"/>
+              </w:rPr>
+              <w:t>Б</w:t>
+            </w:r>
+          </w:p>
+        </w:tc>
+      </w:tr>
+    </w:tbl>
     <w:p>
       <w:pPr>
-        <w:pStyle w:val="ListBullet"/>
+        <w:spacing w:after="0"/>
       </w:pPr>
-      <w:r>
-        <w:t>Желательные входные умения: базовый SQL; работа с виртуальным окружением; понимание ETL/ELT и реляционной модели.</w:t>
-      </w:r>
-    </w:p>
-    <w:p>
-      <w:pPr>
-        <w:pStyle w:val="ListBullet"/>
-      </w:pPr>
-      <w:r>
-        <w:t>В первую неделю проводится диагностическая работа без влияния на итоговую оценку.</w:t>
-      </w:r>
-    </w:p>
-    <w:p>
-      <w:pPr>
-        <w:pStyle w:val="ListBullet"/>
-      </w:pPr>
-      <w:r>
-        <w:t>Выявленные пробелы закрываются индивидуальным выравнивающим маршрутом, а не расширением основного курса.</w:t>
-      </w:r>
     </w:p>
     <w:p>
       <w:r>
-        <w:t>Развёрнутое описание входных требований приведено в отдельном документе «Входной профиль обучающегося и траектория дальнейшего развития».</w:t>
+        <w:t>На первой неделе проводится диагностика без влияния на итоговую оценку. Нулевой результат по индикатору означает адресное повторение и короткую повторную проверку.</w:t>
       </w:r>
     </w:p>
     <w:p>
@@ -1877,7 +2383,7 @@
                 <w:rFonts w:ascii="Times New Roman" w:hAnsi="Times New Roman"/>
                 <w:sz w:val="18"/>
               </w:rPr>
-              <w:t>2</w:t>
+              <w:t>3</w:t>
             </w:r>
           </w:p>
         </w:tc>
@@ -1929,7 +2435,7 @@
                 <w:rFonts w:ascii="Times New Roman" w:hAnsi="Times New Roman"/>
                 <w:sz w:val="18"/>
               </w:rPr>
-              <w:t>60</w:t>
+              <w:t>59</w:t>
             </w:r>
           </w:p>
         </w:tc>
@@ -5202,7 +5708,7 @@
                 <w:rFonts w:ascii="Times New Roman" w:hAnsi="Times New Roman"/>
                 <w:sz w:val="13"/>
               </w:rPr>
-              <w:t>Защита сквозного аналитического проекта</w:t>
+              <w:t>Презентация проекта, индивидуальные вопросы и проверка владения проектом</w:t>
             </w:r>
           </w:p>
         </w:tc>
@@ -5252,7 +5758,7 @@
                 <w:rFonts w:ascii="Times New Roman" w:hAnsi="Times New Roman"/>
                 <w:sz w:val="13"/>
               </w:rPr>
-              <w:t>2</w:t>
+              <w:t>3</w:t>
             </w:r>
           </w:p>
         </w:tc>
@@ -5566,7 +6072,7 @@
                 <w:rFonts w:ascii="Times New Roman" w:hAnsi="Times New Roman"/>
                 <w:sz w:val="15"/>
               </w:rPr>
-              <w:t>LC-1</w:t>
+              <w:t>ВК-1–ВК-4; LC-1</w:t>
             </w:r>
           </w:p>
         </w:tc>
@@ -7157,9 +7663,10 @@
         <w:tblLook w:firstColumn="1" w:firstRow="1" w:lastColumn="0" w:lastRow="0" w:noHBand="0" w:noVBand="1" w:val="04A0"/>
       </w:tblPr>
       <w:tblGrid>
-        <w:gridCol w:w="3343"/>
-        <w:gridCol w:w="3343"/>
-        <w:gridCol w:w="3343"/>
+        <w:gridCol w:w="2507"/>
+        <w:gridCol w:w="2507"/>
+        <w:gridCol w:w="2507"/>
+        <w:gridCol w:w="2507"/>
       </w:tblGrid>
       <w:tr>
         <w:trPr>
@@ -7167,7 +7674,7 @@
         </w:trPr>
         <w:tc>
           <w:tcPr>
-            <w:tcW w:type="dxa" w:w="2551"/>
+            <w:tcW w:type="dxa" w:w="2324"/>
             <w:shd w:fill="1F4E78"/>
             <w:tcMar>
               <w:top w:w="80" w:type="dxa"/>
@@ -7186,7 +7693,7 @@
                 <w:rFonts w:ascii="Times New Roman" w:hAnsi="Times New Roman"/>
                 <w:b/>
                 <w:color w:val="FFFFFF"/>
-                <w:sz w:val="17"/>
+                <w:sz w:val="15"/>
               </w:rPr>
               <w:t>Форма контроля</w:t>
             </w:r>
@@ -7194,7 +7701,7 @@
         </w:tc>
         <w:tc>
           <w:tcPr>
-            <w:tcW w:type="dxa" w:w="5953"/>
+            <w:tcW w:type="dxa" w:w="2098"/>
             <w:shd w:fill="1F4E78"/>
             <w:tcMar>
               <w:top w:w="80" w:type="dxa"/>
@@ -7213,15 +7720,15 @@
                 <w:rFonts w:ascii="Times New Roman" w:hAnsi="Times New Roman"/>
                 <w:b/>
                 <w:color w:val="FFFFFF"/>
-                <w:sz w:val="17"/>
-              </w:rPr>
-              <w:t>Проверяемый результат</w:t>
-            </w:r>
-          </w:p>
-        </w:tc>
-        <w:tc>
-          <w:tcPr>
-            <w:tcW w:type="dxa" w:w="964"/>
+                <w:sz w:val="15"/>
+              </w:rPr>
+              <w:t>Индикаторы</w:t>
+            </w:r>
+          </w:p>
+        </w:tc>
+        <w:tc>
+          <w:tcPr>
+            <w:tcW w:type="dxa" w:w="4195"/>
             <w:shd w:fill="1F4E78"/>
             <w:tcMar>
               <w:top w:w="80" w:type="dxa"/>
@@ -7240,9 +7747,36 @@
                 <w:rFonts w:ascii="Times New Roman" w:hAnsi="Times New Roman"/>
                 <w:b/>
                 <w:color w:val="FFFFFF"/>
-                <w:sz w:val="17"/>
-              </w:rPr>
-              <w:t>Вес</w:t>
+                <w:sz w:val="15"/>
+              </w:rPr>
+              <w:t>Проверяемый результат</w:t>
+            </w:r>
+          </w:p>
+        </w:tc>
+        <w:tc>
+          <w:tcPr>
+            <w:tcW w:type="dxa" w:w="850"/>
+            <w:shd w:fill="1F4E78"/>
+            <w:tcMar>
+              <w:top w:w="80" w:type="dxa"/>
+              <w:start w:w="90" w:type="dxa"/>
+              <w:bottom w:w="80" w:type="dxa"/>
+              <w:end w:w="90" w:type="dxa"/>
+            </w:tcMar>
+            <w:vAlign w:val="center"/>
+          </w:tcPr>
+          <w:p>
+            <w:pPr>
+              <w:jc w:val="center"/>
+            </w:pPr>
+            <w:r>
+              <w:rPr>
+                <w:rFonts w:ascii="Times New Roman" w:hAnsi="Times New Roman"/>
+                <w:b/>
+                <w:color w:val="FFFFFF"/>
+                <w:sz w:val="15"/>
+              </w:rPr>
+              <w:t>Баллы</w:t>
             </w:r>
           </w:p>
         </w:tc>
@@ -7250,23 +7784,23 @@
       <w:tr>
         <w:tc>
           <w:tcPr>
-            <w:tcW w:type="dxa" w:w="2551"/>
-            <w:tcMar>
-              <w:top w:w="80" w:type="dxa"/>
-              <w:start w:w="90" w:type="dxa"/>
-              <w:bottom w:w="80" w:type="dxa"/>
-              <w:end w:w="90" w:type="dxa"/>
-            </w:tcMar>
-            <w:vAlign w:val="center"/>
-          </w:tcPr>
-          <w:p>
-            <w:pPr>
-              <w:spacing w:after="0"/>
-            </w:pPr>
-            <w:r>
-              <w:rPr>
-                <w:rFonts w:ascii="Times New Roman" w:hAnsi="Times New Roman"/>
-                <w:sz w:val="17"/>
+            <w:tcW w:type="dxa" w:w="2324"/>
+            <w:tcMar>
+              <w:top w:w="80" w:type="dxa"/>
+              <w:start w:w="90" w:type="dxa"/>
+              <w:bottom w:w="80" w:type="dxa"/>
+              <w:end w:w="90" w:type="dxa"/>
+            </w:tcMar>
+            <w:vAlign w:val="center"/>
+          </w:tcPr>
+          <w:p>
+            <w:pPr>
+              <w:spacing w:after="0"/>
+            </w:pPr>
+            <w:r>
+              <w:rPr>
+                <w:rFonts w:ascii="Times New Roman" w:hAnsi="Times New Roman"/>
+                <w:sz w:val="15"/>
               </w:rPr>
               <w:t>Входная диагностика</w:t>
             </w:r>
@@ -7274,23 +7808,47 @@
         </w:tc>
         <w:tc>
           <w:tcPr>
-            <w:tcW w:type="dxa" w:w="5953"/>
-            <w:tcMar>
-              <w:top w:w="80" w:type="dxa"/>
-              <w:start w:w="90" w:type="dxa"/>
-              <w:bottom w:w="80" w:type="dxa"/>
-              <w:end w:w="90" w:type="dxa"/>
-            </w:tcMar>
-            <w:vAlign w:val="center"/>
-          </w:tcPr>
-          <w:p>
-            <w:pPr>
-              <w:spacing w:after="0"/>
-            </w:pPr>
-            <w:r>
-              <w:rPr>
-                <w:rFonts w:ascii="Times New Roman" w:hAnsi="Times New Roman"/>
-                <w:sz w:val="17"/>
+            <w:tcW w:type="dxa" w:w="2098"/>
+            <w:tcMar>
+              <w:top w:w="80" w:type="dxa"/>
+              <w:start w:w="90" w:type="dxa"/>
+              <w:bottom w:w="80" w:type="dxa"/>
+              <w:end w:w="90" w:type="dxa"/>
+            </w:tcMar>
+            <w:vAlign w:val="center"/>
+          </w:tcPr>
+          <w:p>
+            <w:pPr>
+              <w:spacing w:after="0"/>
+            </w:pPr>
+            <w:r>
+              <w:rPr>
+                <w:rFonts w:ascii="Times New Roman" w:hAnsi="Times New Roman"/>
+                <w:sz w:val="15"/>
+              </w:rPr>
+              <w:t>ВК-1.1–ВК-4.2</w:t>
+            </w:r>
+          </w:p>
+        </w:tc>
+        <w:tc>
+          <w:tcPr>
+            <w:tcW w:type="dxa" w:w="4195"/>
+            <w:tcMar>
+              <w:top w:w="80" w:type="dxa"/>
+              <w:start w:w="90" w:type="dxa"/>
+              <w:bottom w:w="80" w:type="dxa"/>
+              <w:end w:w="90" w:type="dxa"/>
+            </w:tcMar>
+            <w:vAlign w:val="center"/>
+          </w:tcPr>
+          <w:p>
+            <w:pPr>
+              <w:spacing w:after="0"/>
+            </w:pPr>
+            <w:r>
+              <w:rPr>
+                <w:rFonts w:ascii="Times New Roman" w:hAnsi="Times New Roman"/>
+                <w:sz w:val="15"/>
               </w:rPr>
               <w:t>Проверка пререквизитов</w:t>
             </w:r>
@@ -7298,25 +7856,25 @@
         </w:tc>
         <w:tc>
           <w:tcPr>
-            <w:tcW w:type="dxa" w:w="964"/>
-            <w:tcMar>
-              <w:top w:w="80" w:type="dxa"/>
-              <w:start w:w="90" w:type="dxa"/>
-              <w:bottom w:w="80" w:type="dxa"/>
-              <w:end w:w="90" w:type="dxa"/>
-            </w:tcMar>
-            <w:vAlign w:val="center"/>
-          </w:tcPr>
-          <w:p>
-            <w:pPr>
-              <w:spacing w:after="0"/>
-            </w:pPr>
-            <w:r>
-              <w:rPr>
-                <w:rFonts w:ascii="Times New Roman" w:hAnsi="Times New Roman"/>
-                <w:sz w:val="17"/>
-              </w:rPr>
-              <w:t>0%</w:t>
+            <w:tcW w:type="dxa" w:w="850"/>
+            <w:tcMar>
+              <w:top w:w="80" w:type="dxa"/>
+              <w:start w:w="90" w:type="dxa"/>
+              <w:bottom w:w="80" w:type="dxa"/>
+              <w:end w:w="90" w:type="dxa"/>
+            </w:tcMar>
+            <w:vAlign w:val="center"/>
+          </w:tcPr>
+          <w:p>
+            <w:pPr>
+              <w:spacing w:after="0"/>
+            </w:pPr>
+            <w:r>
+              <w:rPr>
+                <w:rFonts w:ascii="Times New Roman" w:hAnsi="Times New Roman"/>
+                <w:sz w:val="15"/>
+              </w:rPr>
+              <w:t>0</w:t>
             </w:r>
           </w:p>
         </w:tc>
@@ -7324,7 +7882,7 @@
       <w:tr>
         <w:tc>
           <w:tcPr>
-            <w:tcW w:type="dxa" w:w="2551"/>
+            <w:tcW w:type="dxa" w:w="2324"/>
             <w:tcMar>
               <w:top w:w="80" w:type="dxa"/>
               <w:start w:w="90" w:type="dxa"/>
@@ -7341,15 +7899,15 @@
             <w:r>
               <w:rPr>
                 <w:rFonts w:ascii="Times New Roman" w:hAnsi="Times New Roman"/>
-                <w:sz w:val="17"/>
-              </w:rPr>
-              <w:t>Паспорт проекта и данных</w:t>
-            </w:r>
-          </w:p>
-        </w:tc>
-        <w:tc>
-          <w:tcPr>
-            <w:tcW w:type="dxa" w:w="5953"/>
+                <w:sz w:val="15"/>
+              </w:rPr>
+              <w:t>КИМ-1. Паспорт проекта</w:t>
+            </w:r>
+          </w:p>
+        </w:tc>
+        <w:tc>
+          <w:tcPr>
+            <w:tcW w:type="dxa" w:w="2098"/>
             <w:tcMar>
               <w:top w:w="80" w:type="dxa"/>
               <w:start w:w="90" w:type="dxa"/>
@@ -7366,15 +7924,15 @@
             <w:r>
               <w:rPr>
                 <w:rFonts w:ascii="Times New Roman" w:hAnsi="Times New Roman"/>
-                <w:sz w:val="17"/>
-              </w:rPr>
-              <w:t>Проблема, цель, критерии, требования и словарь данных</w:t>
-            </w:r>
-          </w:p>
-        </w:tc>
-        <w:tc>
-          <w:tcPr>
-            <w:tcW w:type="dxa" w:w="964"/>
+                <w:sz w:val="15"/>
+              </w:rPr>
+              <w:t>LC-1.1</w:t>
+            </w:r>
+          </w:p>
+        </w:tc>
+        <w:tc>
+          <w:tcPr>
+            <w:tcW w:type="dxa" w:w="4195"/>
             <w:tcMar>
               <w:top w:w="80" w:type="dxa"/>
               <w:start w:w="90" w:type="dxa"/>
@@ -7391,9 +7949,34 @@
             <w:r>
               <w:rPr>
                 <w:rFonts w:ascii="Times New Roman" w:hAnsi="Times New Roman"/>
-                <w:sz w:val="17"/>
-              </w:rPr>
-              <w:t>10%</w:t>
+                <w:sz w:val="15"/>
+              </w:rPr>
+              <w:t>Проблема, решение, критерии и требования к данным</w:t>
+            </w:r>
+          </w:p>
+        </w:tc>
+        <w:tc>
+          <w:tcPr>
+            <w:tcW w:type="dxa" w:w="850"/>
+            <w:tcMar>
+              <w:top w:w="80" w:type="dxa"/>
+              <w:start w:w="90" w:type="dxa"/>
+              <w:bottom w:w="80" w:type="dxa"/>
+              <w:end w:w="90" w:type="dxa"/>
+            </w:tcMar>
+            <w:vAlign w:val="center"/>
+            <w:shd w:fill="F7FAFC"/>
+          </w:tcPr>
+          <w:p>
+            <w:pPr>
+              <w:spacing w:after="0"/>
+            </w:pPr>
+            <w:r>
+              <w:rPr>
+                <w:rFonts w:ascii="Times New Roman" w:hAnsi="Times New Roman"/>
+                <w:sz w:val="15"/>
+              </w:rPr>
+              <w:t>10</w:t>
             </w:r>
           </w:p>
         </w:tc>
@@ -7401,73 +7984,97 @@
       <w:tr>
         <w:tc>
           <w:tcPr>
-            <w:tcW w:type="dxa" w:w="2551"/>
-            <w:tcMar>
-              <w:top w:w="80" w:type="dxa"/>
-              <w:start w:w="90" w:type="dxa"/>
-              <w:bottom w:w="80" w:type="dxa"/>
-              <w:end w:w="90" w:type="dxa"/>
-            </w:tcMar>
-            <w:vAlign w:val="center"/>
-          </w:tcPr>
-          <w:p>
-            <w:pPr>
-              <w:spacing w:after="0"/>
-            </w:pPr>
-            <w:r>
-              <w:rPr>
-                <w:rFonts w:ascii="Times New Roman" w:hAnsi="Times New Roman"/>
-                <w:sz w:val="17"/>
-              </w:rPr>
-              <w:t>EDA и проверка гипотез</w:t>
-            </w:r>
-          </w:p>
-        </w:tc>
-        <w:tc>
-          <w:tcPr>
-            <w:tcW w:type="dxa" w:w="5953"/>
-            <w:tcMar>
-              <w:top w:w="80" w:type="dxa"/>
-              <w:start w:w="90" w:type="dxa"/>
-              <w:bottom w:w="80" w:type="dxa"/>
-              <w:end w:w="90" w:type="dxa"/>
-            </w:tcMar>
-            <w:vAlign w:val="center"/>
-          </w:tcPr>
-          <w:p>
-            <w:pPr>
-              <w:spacing w:after="0"/>
-            </w:pPr>
-            <w:r>
-              <w:rPr>
-                <w:rFonts w:ascii="Times New Roman" w:hAnsi="Times New Roman"/>
-                <w:sz w:val="17"/>
-              </w:rPr>
-              <w:t>Описательная статистика, визуализации, гипотезы и содержательные выводы</w:t>
-            </w:r>
-          </w:p>
-        </w:tc>
-        <w:tc>
-          <w:tcPr>
-            <w:tcW w:type="dxa" w:w="964"/>
-            <w:tcMar>
-              <w:top w:w="80" w:type="dxa"/>
-              <w:start w:w="90" w:type="dxa"/>
-              <w:bottom w:w="80" w:type="dxa"/>
-              <w:end w:w="90" w:type="dxa"/>
-            </w:tcMar>
-            <w:vAlign w:val="center"/>
-          </w:tcPr>
-          <w:p>
-            <w:pPr>
-              <w:spacing w:after="0"/>
-            </w:pPr>
-            <w:r>
-              <w:rPr>
-                <w:rFonts w:ascii="Times New Roman" w:hAnsi="Times New Roman"/>
-                <w:sz w:val="17"/>
-              </w:rPr>
-              <w:t>15%</w:t>
+            <w:tcW w:type="dxa" w:w="2324"/>
+            <w:tcMar>
+              <w:top w:w="80" w:type="dxa"/>
+              <w:start w:w="90" w:type="dxa"/>
+              <w:bottom w:w="80" w:type="dxa"/>
+              <w:end w:w="90" w:type="dxa"/>
+            </w:tcMar>
+            <w:vAlign w:val="center"/>
+          </w:tcPr>
+          <w:p>
+            <w:pPr>
+              <w:spacing w:after="0"/>
+            </w:pPr>
+            <w:r>
+              <w:rPr>
+                <w:rFonts w:ascii="Times New Roman" w:hAnsi="Times New Roman"/>
+                <w:sz w:val="15"/>
+              </w:rPr>
+              <w:t>КИМ-2. EDA</w:t>
+            </w:r>
+          </w:p>
+        </w:tc>
+        <w:tc>
+          <w:tcPr>
+            <w:tcW w:type="dxa" w:w="2098"/>
+            <w:tcMar>
+              <w:top w:w="80" w:type="dxa"/>
+              <w:start w:w="90" w:type="dxa"/>
+              <w:bottom w:w="80" w:type="dxa"/>
+              <w:end w:w="90" w:type="dxa"/>
+            </w:tcMar>
+            <w:vAlign w:val="center"/>
+          </w:tcPr>
+          <w:p>
+            <w:pPr>
+              <w:spacing w:after="0"/>
+            </w:pPr>
+            <w:r>
+              <w:rPr>
+                <w:rFonts w:ascii="Times New Roman" w:hAnsi="Times New Roman"/>
+                <w:sz w:val="15"/>
+              </w:rPr>
+              <w:t>BD-1.2</w:t>
+            </w:r>
+          </w:p>
+        </w:tc>
+        <w:tc>
+          <w:tcPr>
+            <w:tcW w:type="dxa" w:w="4195"/>
+            <w:tcMar>
+              <w:top w:w="80" w:type="dxa"/>
+              <w:start w:w="90" w:type="dxa"/>
+              <w:bottom w:w="80" w:type="dxa"/>
+              <w:end w:w="90" w:type="dxa"/>
+            </w:tcMar>
+            <w:vAlign w:val="center"/>
+          </w:tcPr>
+          <w:p>
+            <w:pPr>
+              <w:spacing w:after="0"/>
+            </w:pPr>
+            <w:r>
+              <w:rPr>
+                <w:rFonts w:ascii="Times New Roman" w:hAnsi="Times New Roman"/>
+                <w:sz w:val="15"/>
+              </w:rPr>
+              <w:t>Паспорт данных, визуализации, гипотезы и выводы</w:t>
+            </w:r>
+          </w:p>
+        </w:tc>
+        <w:tc>
+          <w:tcPr>
+            <w:tcW w:type="dxa" w:w="850"/>
+            <w:tcMar>
+              <w:top w:w="80" w:type="dxa"/>
+              <w:start w:w="90" w:type="dxa"/>
+              <w:bottom w:w="80" w:type="dxa"/>
+              <w:end w:w="90" w:type="dxa"/>
+            </w:tcMar>
+            <w:vAlign w:val="center"/>
+          </w:tcPr>
+          <w:p>
+            <w:pPr>
+              <w:spacing w:after="0"/>
+            </w:pPr>
+            <w:r>
+              <w:rPr>
+                <w:rFonts w:ascii="Times New Roman" w:hAnsi="Times New Roman"/>
+                <w:sz w:val="15"/>
+              </w:rPr>
+              <w:t>15</w:t>
             </w:r>
           </w:p>
         </w:tc>
@@ -7475,7 +8082,7 @@
       <w:tr>
         <w:tc>
           <w:tcPr>
-            <w:tcW w:type="dxa" w:w="2551"/>
+            <w:tcW w:type="dxa" w:w="2324"/>
             <w:tcMar>
               <w:top w:w="80" w:type="dxa"/>
               <w:start w:w="90" w:type="dxa"/>
@@ -7492,15 +8099,15 @@
             <w:r>
               <w:rPr>
                 <w:rFonts w:ascii="Times New Roman" w:hAnsi="Times New Roman"/>
-                <w:sz w:val="17"/>
-              </w:rPr>
-              <w:t>Подготовка данных</w:t>
-            </w:r>
-          </w:p>
-        </w:tc>
-        <w:tc>
-          <w:tcPr>
-            <w:tcW w:type="dxa" w:w="5953"/>
+                <w:sz w:val="15"/>
+              </w:rPr>
+              <w:t>КИМ-3. Подготовка данных</w:t>
+            </w:r>
+          </w:p>
+        </w:tc>
+        <w:tc>
+          <w:tcPr>
+            <w:tcW w:type="dxa" w:w="2098"/>
             <w:tcMar>
               <w:top w:w="80" w:type="dxa"/>
               <w:start w:w="90" w:type="dxa"/>
@@ -7517,15 +8124,15 @@
             <w:r>
               <w:rPr>
                 <w:rFonts w:ascii="Times New Roman" w:hAnsi="Times New Roman"/>
-                <w:sz w:val="17"/>
-              </w:rPr>
-              <w:t>Обоснованная очистка, преобразование и воспроизводимый пайплайн</w:t>
-            </w:r>
-          </w:p>
-        </w:tc>
-        <w:tc>
-          <w:tcPr>
-            <w:tcW w:type="dxa" w:w="964"/>
+                <w:sz w:val="15"/>
+              </w:rPr>
+              <w:t>BD-1.3; BD-1.5; ML-2.2</w:t>
+            </w:r>
+          </w:p>
+        </w:tc>
+        <w:tc>
+          <w:tcPr>
+            <w:tcW w:type="dxa" w:w="4195"/>
             <w:tcMar>
               <w:top w:w="80" w:type="dxa"/>
               <w:start w:w="90" w:type="dxa"/>
@@ -7542,9 +8149,34 @@
             <w:r>
               <w:rPr>
                 <w:rFonts w:ascii="Times New Roman" w:hAnsi="Times New Roman"/>
-                <w:sz w:val="17"/>
-              </w:rPr>
-              <w:t>15%</w:t>
+                <w:sz w:val="15"/>
+              </w:rPr>
+              <w:t>Очистка, признаки и воспроизводимый пайплайн</w:t>
+            </w:r>
+          </w:p>
+        </w:tc>
+        <w:tc>
+          <w:tcPr>
+            <w:tcW w:type="dxa" w:w="850"/>
+            <w:tcMar>
+              <w:top w:w="80" w:type="dxa"/>
+              <w:start w:w="90" w:type="dxa"/>
+              <w:bottom w:w="80" w:type="dxa"/>
+              <w:end w:w="90" w:type="dxa"/>
+            </w:tcMar>
+            <w:vAlign w:val="center"/>
+            <w:shd w:fill="F7FAFC"/>
+          </w:tcPr>
+          <w:p>
+            <w:pPr>
+              <w:spacing w:after="0"/>
+            </w:pPr>
+            <w:r>
+              <w:rPr>
+                <w:rFonts w:ascii="Times New Roman" w:hAnsi="Times New Roman"/>
+                <w:sz w:val="15"/>
+              </w:rPr>
+              <w:t>15</w:t>
             </w:r>
           </w:p>
         </w:tc>
@@ -7552,73 +8184,97 @@
       <w:tr>
         <w:tc>
           <w:tcPr>
-            <w:tcW w:type="dxa" w:w="2551"/>
-            <w:tcMar>
-              <w:top w:w="80" w:type="dxa"/>
-              <w:start w:w="90" w:type="dxa"/>
-              <w:bottom w:w="80" w:type="dxa"/>
-              <w:end w:w="90" w:type="dxa"/>
-            </w:tcMar>
-            <w:vAlign w:val="center"/>
-          </w:tcPr>
-          <w:p>
-            <w:pPr>
-              <w:spacing w:after="0"/>
-            </w:pPr>
-            <w:r>
-              <w:rPr>
-                <w:rFonts w:ascii="Times New Roman" w:hAnsi="Times New Roman"/>
-                <w:sz w:val="17"/>
-              </w:rPr>
-              <w:t>Моделирование</w:t>
-            </w:r>
-          </w:p>
-        </w:tc>
-        <w:tc>
-          <w:tcPr>
-            <w:tcW w:type="dxa" w:w="5953"/>
-            <w:tcMar>
-              <w:top w:w="80" w:type="dxa"/>
-              <w:start w:w="90" w:type="dxa"/>
-              <w:bottom w:w="80" w:type="dxa"/>
-              <w:end w:w="90" w:type="dxa"/>
-            </w:tcMar>
-            <w:vAlign w:val="center"/>
-          </w:tcPr>
-          <w:p>
-            <w:pPr>
-              <w:spacing w:after="0"/>
-            </w:pPr>
-            <w:r>
-              <w:rPr>
-                <w:rFonts w:ascii="Times New Roman" w:hAnsi="Times New Roman"/>
-                <w:sz w:val="17"/>
-              </w:rPr>
-              <w:t>Baseline, альтернативные модели и документирование экспериментов</w:t>
-            </w:r>
-          </w:p>
-        </w:tc>
-        <w:tc>
-          <w:tcPr>
-            <w:tcW w:type="dxa" w:w="964"/>
-            <w:tcMar>
-              <w:top w:w="80" w:type="dxa"/>
-              <w:start w:w="90" w:type="dxa"/>
-              <w:bottom w:w="80" w:type="dxa"/>
-              <w:end w:w="90" w:type="dxa"/>
-            </w:tcMar>
-            <w:vAlign w:val="center"/>
-          </w:tcPr>
-          <w:p>
-            <w:pPr>
-              <w:spacing w:after="0"/>
-            </w:pPr>
-            <w:r>
-              <w:rPr>
-                <w:rFonts w:ascii="Times New Roman" w:hAnsi="Times New Roman"/>
-                <w:sz w:val="17"/>
-              </w:rPr>
-              <w:t>20%</w:t>
+            <w:tcW w:type="dxa" w:w="2324"/>
+            <w:tcMar>
+              <w:top w:w="80" w:type="dxa"/>
+              <w:start w:w="90" w:type="dxa"/>
+              <w:bottom w:w="80" w:type="dxa"/>
+              <w:end w:w="90" w:type="dxa"/>
+            </w:tcMar>
+            <w:vAlign w:val="center"/>
+          </w:tcPr>
+          <w:p>
+            <w:pPr>
+              <w:spacing w:after="0"/>
+            </w:pPr>
+            <w:r>
+              <w:rPr>
+                <w:rFonts w:ascii="Times New Roman" w:hAnsi="Times New Roman"/>
+                <w:sz w:val="15"/>
+              </w:rPr>
+              <w:t>КИМ-4. Моделирование</w:t>
+            </w:r>
+          </w:p>
+        </w:tc>
+        <w:tc>
+          <w:tcPr>
+            <w:tcW w:type="dxa" w:w="2098"/>
+            <w:tcMar>
+              <w:top w:w="80" w:type="dxa"/>
+              <w:start w:w="90" w:type="dxa"/>
+              <w:bottom w:w="80" w:type="dxa"/>
+              <w:end w:w="90" w:type="dxa"/>
+            </w:tcMar>
+            <w:vAlign w:val="center"/>
+          </w:tcPr>
+          <w:p>
+            <w:pPr>
+              <w:spacing w:after="0"/>
+            </w:pPr>
+            <w:r>
+              <w:rPr>
+                <w:rFonts w:ascii="Times New Roman" w:hAnsi="Times New Roman"/>
+                <w:sz w:val="15"/>
+              </w:rPr>
+              <w:t>ML-2.1; ML-2.2</w:t>
+            </w:r>
+          </w:p>
+        </w:tc>
+        <w:tc>
+          <w:tcPr>
+            <w:tcW w:type="dxa" w:w="4195"/>
+            <w:tcMar>
+              <w:top w:w="80" w:type="dxa"/>
+              <w:start w:w="90" w:type="dxa"/>
+              <w:bottom w:w="80" w:type="dxa"/>
+              <w:end w:w="90" w:type="dxa"/>
+            </w:tcMar>
+            <w:vAlign w:val="center"/>
+          </w:tcPr>
+          <w:p>
+            <w:pPr>
+              <w:spacing w:after="0"/>
+            </w:pPr>
+            <w:r>
+              <w:rPr>
+                <w:rFonts w:ascii="Times New Roman" w:hAnsi="Times New Roman"/>
+                <w:sz w:val="15"/>
+              </w:rPr>
+              <w:t>Baseline, альтернативные модели и журнал экспериментов</w:t>
+            </w:r>
+          </w:p>
+        </w:tc>
+        <w:tc>
+          <w:tcPr>
+            <w:tcW w:type="dxa" w:w="850"/>
+            <w:tcMar>
+              <w:top w:w="80" w:type="dxa"/>
+              <w:start w:w="90" w:type="dxa"/>
+              <w:bottom w:w="80" w:type="dxa"/>
+              <w:end w:w="90" w:type="dxa"/>
+            </w:tcMar>
+            <w:vAlign w:val="center"/>
+          </w:tcPr>
+          <w:p>
+            <w:pPr>
+              <w:spacing w:after="0"/>
+            </w:pPr>
+            <w:r>
+              <w:rPr>
+                <w:rFonts w:ascii="Times New Roman" w:hAnsi="Times New Roman"/>
+                <w:sz w:val="15"/>
+              </w:rPr>
+              <w:t>20</w:t>
             </w:r>
           </w:p>
         </w:tc>
@@ -7626,7 +8282,7 @@
       <w:tr>
         <w:tc>
           <w:tcPr>
-            <w:tcW w:type="dxa" w:w="2551"/>
+            <w:tcW w:type="dxa" w:w="2324"/>
             <w:tcMar>
               <w:top w:w="80" w:type="dxa"/>
               <w:start w:w="90" w:type="dxa"/>
@@ -7643,15 +8299,15 @@
             <w:r>
               <w:rPr>
                 <w:rFonts w:ascii="Times New Roman" w:hAnsi="Times New Roman"/>
-                <w:sz w:val="17"/>
-              </w:rPr>
-              <w:t>Валидация и анализ ошибок</w:t>
-            </w:r>
-          </w:p>
-        </w:tc>
-        <w:tc>
-          <w:tcPr>
-            <w:tcW w:type="dxa" w:w="5953"/>
+                <w:sz w:val="15"/>
+              </w:rPr>
+              <w:t>КИМ-5. Оценка</w:t>
+            </w:r>
+          </w:p>
+        </w:tc>
+        <w:tc>
+          <w:tcPr>
+            <w:tcW w:type="dxa" w:w="2098"/>
             <w:tcMar>
               <w:top w:w="80" w:type="dxa"/>
               <w:start w:w="90" w:type="dxa"/>
@@ -7668,15 +8324,15 @@
             <w:r>
               <w:rPr>
                 <w:rFonts w:ascii="Times New Roman" w:hAnsi="Times New Roman"/>
-                <w:sz w:val="17"/>
-              </w:rPr>
-              <w:t>Схема проверки, метрики, сравнение и ограничения</w:t>
-            </w:r>
-          </w:p>
-        </w:tc>
-        <w:tc>
-          <w:tcPr>
-            <w:tcW w:type="dxa" w:w="964"/>
+                <w:sz w:val="15"/>
+              </w:rPr>
+              <w:t>ML-2.3</w:t>
+            </w:r>
+          </w:p>
+        </w:tc>
+        <w:tc>
+          <w:tcPr>
+            <w:tcW w:type="dxa" w:w="4195"/>
             <w:tcMar>
               <w:top w:w="80" w:type="dxa"/>
               <w:start w:w="90" w:type="dxa"/>
@@ -7693,9 +8349,34 @@
             <w:r>
               <w:rPr>
                 <w:rFonts w:ascii="Times New Roman" w:hAnsi="Times New Roman"/>
-                <w:sz w:val="17"/>
-              </w:rPr>
-              <w:t>15%</w:t>
+                <w:sz w:val="15"/>
+              </w:rPr>
+              <w:t>Валидация, метрики, анализ ошибок и ограничения</w:t>
+            </w:r>
+          </w:p>
+        </w:tc>
+        <w:tc>
+          <w:tcPr>
+            <w:tcW w:type="dxa" w:w="850"/>
+            <w:tcMar>
+              <w:top w:w="80" w:type="dxa"/>
+              <w:start w:w="90" w:type="dxa"/>
+              <w:bottom w:w="80" w:type="dxa"/>
+              <w:end w:w="90" w:type="dxa"/>
+            </w:tcMar>
+            <w:vAlign w:val="center"/>
+            <w:shd w:fill="F7FAFC"/>
+          </w:tcPr>
+          <w:p>
+            <w:pPr>
+              <w:spacing w:after="0"/>
+            </w:pPr>
+            <w:r>
+              <w:rPr>
+                <w:rFonts w:ascii="Times New Roman" w:hAnsi="Times New Roman"/>
+                <w:sz w:val="15"/>
+              </w:rPr>
+              <w:t>15</w:t>
             </w:r>
           </w:p>
         </w:tc>
@@ -7703,73 +8384,97 @@
       <w:tr>
         <w:tc>
           <w:tcPr>
-            <w:tcW w:type="dxa" w:w="2551"/>
-            <w:tcMar>
-              <w:top w:w="80" w:type="dxa"/>
-              <w:start w:w="90" w:type="dxa"/>
-              <w:bottom w:w="80" w:type="dxa"/>
-              <w:end w:w="90" w:type="dxa"/>
-            </w:tcMar>
-            <w:vAlign w:val="center"/>
-          </w:tcPr>
-          <w:p>
-            <w:pPr>
-              <w:spacing w:after="0"/>
-            </w:pPr>
-            <w:r>
-              <w:rPr>
-                <w:rFonts w:ascii="Times New Roman" w:hAnsi="Times New Roman"/>
-                <w:sz w:val="17"/>
-              </w:rPr>
-              <w:t>Итоговый аналитический продукт</w:t>
-            </w:r>
-          </w:p>
-        </w:tc>
-        <w:tc>
-          <w:tcPr>
-            <w:tcW w:type="dxa" w:w="5953"/>
-            <w:tcMar>
-              <w:top w:w="80" w:type="dxa"/>
-              <w:start w:w="90" w:type="dxa"/>
-              <w:bottom w:w="80" w:type="dxa"/>
-              <w:end w:w="90" w:type="dxa"/>
-            </w:tcMar>
-            <w:vAlign w:val="center"/>
-          </w:tcPr>
-          <w:p>
-            <w:pPr>
-              <w:spacing w:after="0"/>
-            </w:pPr>
-            <w:r>
-              <w:rPr>
-                <w:rFonts w:ascii="Times New Roman" w:hAnsi="Times New Roman"/>
-                <w:sz w:val="17"/>
-              </w:rPr>
-              <w:t>Целостность, воспроизводимость, выводы и рекомендации</w:t>
-            </w:r>
-          </w:p>
-        </w:tc>
-        <w:tc>
-          <w:tcPr>
-            <w:tcW w:type="dxa" w:w="964"/>
-            <w:tcMar>
-              <w:top w:w="80" w:type="dxa"/>
-              <w:start w:w="90" w:type="dxa"/>
-              <w:bottom w:w="80" w:type="dxa"/>
-              <w:end w:w="90" w:type="dxa"/>
-            </w:tcMar>
-            <w:vAlign w:val="center"/>
-          </w:tcPr>
-          <w:p>
-            <w:pPr>
-              <w:spacing w:after="0"/>
-            </w:pPr>
-            <w:r>
-              <w:rPr>
-                <w:rFonts w:ascii="Times New Roman" w:hAnsi="Times New Roman"/>
-                <w:sz w:val="17"/>
-              </w:rPr>
-              <w:t>15%</w:t>
+            <w:tcW w:type="dxa" w:w="2324"/>
+            <w:tcMar>
+              <w:top w:w="80" w:type="dxa"/>
+              <w:start w:w="90" w:type="dxa"/>
+              <w:bottom w:w="80" w:type="dxa"/>
+              <w:end w:w="90" w:type="dxa"/>
+            </w:tcMar>
+            <w:vAlign w:val="center"/>
+          </w:tcPr>
+          <w:p>
+            <w:pPr>
+              <w:spacing w:after="0"/>
+            </w:pPr>
+            <w:r>
+              <w:rPr>
+                <w:rFonts w:ascii="Times New Roman" w:hAnsi="Times New Roman"/>
+                <w:sz w:val="15"/>
+              </w:rPr>
+              <w:t>КИМ-6. Итоговый продукт</w:t>
+            </w:r>
+          </w:p>
+        </w:tc>
+        <w:tc>
+          <w:tcPr>
+            <w:tcW w:type="dxa" w:w="2098"/>
+            <w:tcMar>
+              <w:top w:w="80" w:type="dxa"/>
+              <w:start w:w="90" w:type="dxa"/>
+              <w:bottom w:w="80" w:type="dxa"/>
+              <w:end w:w="90" w:type="dxa"/>
+            </w:tcMar>
+            <w:vAlign w:val="center"/>
+          </w:tcPr>
+          <w:p>
+            <w:pPr>
+              <w:spacing w:after="0"/>
+            </w:pPr>
+            <w:r>
+              <w:rPr>
+                <w:rFonts w:ascii="Times New Roman" w:hAnsi="Times New Roman"/>
+                <w:sz w:val="15"/>
+              </w:rPr>
+              <w:t>Все целевые</w:t>
+            </w:r>
+          </w:p>
+        </w:tc>
+        <w:tc>
+          <w:tcPr>
+            <w:tcW w:type="dxa" w:w="4195"/>
+            <w:tcMar>
+              <w:top w:w="80" w:type="dxa"/>
+              <w:start w:w="90" w:type="dxa"/>
+              <w:bottom w:w="80" w:type="dxa"/>
+              <w:end w:w="90" w:type="dxa"/>
+            </w:tcMar>
+            <w:vAlign w:val="center"/>
+          </w:tcPr>
+          <w:p>
+            <w:pPr>
+              <w:spacing w:after="0"/>
+            </w:pPr>
+            <w:r>
+              <w:rPr>
+                <w:rFonts w:ascii="Times New Roman" w:hAnsi="Times New Roman"/>
+                <w:sz w:val="15"/>
+              </w:rPr>
+              <w:t>Репозиторий, отчёт, презентация и тезисы</w:t>
+            </w:r>
+          </w:p>
+        </w:tc>
+        <w:tc>
+          <w:tcPr>
+            <w:tcW w:type="dxa" w:w="850"/>
+            <w:tcMar>
+              <w:top w:w="80" w:type="dxa"/>
+              <w:start w:w="90" w:type="dxa"/>
+              <w:bottom w:w="80" w:type="dxa"/>
+              <w:end w:w="90" w:type="dxa"/>
+            </w:tcMar>
+            <w:vAlign w:val="center"/>
+          </w:tcPr>
+          <w:p>
+            <w:pPr>
+              <w:spacing w:after="0"/>
+            </w:pPr>
+            <w:r>
+              <w:rPr>
+                <w:rFonts w:ascii="Times New Roman" w:hAnsi="Times New Roman"/>
+                <w:sz w:val="15"/>
+              </w:rPr>
+              <w:t>15</w:t>
             </w:r>
           </w:p>
         </w:tc>
@@ -7777,7 +8482,7 @@
       <w:tr>
         <w:tc>
           <w:tcPr>
-            <w:tcW w:type="dxa" w:w="2551"/>
+            <w:tcW w:type="dxa" w:w="2324"/>
             <w:tcMar>
               <w:top w:w="80" w:type="dxa"/>
               <w:start w:w="90" w:type="dxa"/>
@@ -7794,7 +8499,57 @@
             <w:r>
               <w:rPr>
                 <w:rFonts w:ascii="Times New Roman" w:hAnsi="Times New Roman"/>
-                <w:sz w:val="17"/>
+                <w:sz w:val="15"/>
+              </w:rPr>
+              <w:t>Дифференцированный зачёт</w:t>
+            </w:r>
+          </w:p>
+        </w:tc>
+        <w:tc>
+          <w:tcPr>
+            <w:tcW w:type="dxa" w:w="2098"/>
+            <w:tcMar>
+              <w:top w:w="80" w:type="dxa"/>
+              <w:start w:w="90" w:type="dxa"/>
+              <w:bottom w:w="80" w:type="dxa"/>
+              <w:end w:w="90" w:type="dxa"/>
+            </w:tcMar>
+            <w:vAlign w:val="center"/>
+            <w:shd w:fill="F7FAFC"/>
+          </w:tcPr>
+          <w:p>
+            <w:pPr>
+              <w:spacing w:after="0"/>
+            </w:pPr>
+            <w:r>
+              <w:rPr>
+                <w:rFonts w:ascii="Times New Roman" w:hAnsi="Times New Roman"/>
+                <w:sz w:val="15"/>
+              </w:rPr>
+              <w:t>Все целевые</w:t>
+            </w:r>
+          </w:p>
+        </w:tc>
+        <w:tc>
+          <w:tcPr>
+            <w:tcW w:type="dxa" w:w="4195"/>
+            <w:tcMar>
+              <w:top w:w="80" w:type="dxa"/>
+              <w:start w:w="90" w:type="dxa"/>
+              <w:bottom w:w="80" w:type="dxa"/>
+              <w:end w:w="90" w:type="dxa"/>
+            </w:tcMar>
+            <w:vAlign w:val="center"/>
+            <w:shd w:fill="F7FAFC"/>
+          </w:tcPr>
+          <w:p>
+            <w:pPr>
+              <w:spacing w:after="0"/>
+            </w:pPr>
+            <w:r>
+              <w:rPr>
+                <w:rFonts w:ascii="Times New Roman" w:hAnsi="Times New Roman"/>
+                <w:sz w:val="15"/>
               </w:rPr>
               <w:t>Индивидуальная защита</w:t>
             </w:r>
@@ -7802,7 +8557,7 @@
         </w:tc>
         <w:tc>
           <w:tcPr>
-            <w:tcW w:type="dxa" w:w="5953"/>
+            <w:tcW w:type="dxa" w:w="850"/>
             <w:tcMar>
               <w:top w:w="80" w:type="dxa"/>
               <w:start w:w="90" w:type="dxa"/>
@@ -7819,34 +8574,9 @@
             <w:r>
               <w:rPr>
                 <w:rFonts w:ascii="Times New Roman" w:hAnsi="Times New Roman"/>
-                <w:sz w:val="17"/>
-              </w:rPr>
-              <w:t>Понимание решений, вклад и способность изменить анализ</w:t>
-            </w:r>
-          </w:p>
-        </w:tc>
-        <w:tc>
-          <w:tcPr>
-            <w:tcW w:type="dxa" w:w="964"/>
-            <w:tcMar>
-              <w:top w:w="80" w:type="dxa"/>
-              <w:start w:w="90" w:type="dxa"/>
-              <w:bottom w:w="80" w:type="dxa"/>
-              <w:end w:w="90" w:type="dxa"/>
-            </w:tcMar>
-            <w:vAlign w:val="center"/>
-            <w:shd w:fill="F7FAFC"/>
-          </w:tcPr>
-          <w:p>
-            <w:pPr>
-              <w:spacing w:after="0"/>
-            </w:pPr>
-            <w:r>
-              <w:rPr>
-                <w:rFonts w:ascii="Times New Roman" w:hAnsi="Times New Roman"/>
-                <w:sz w:val="17"/>
-              </w:rPr>
-              <w:t>10%</w:t>
+                <w:sz w:val="15"/>
+              </w:rPr>
+              <w:t>10</w:t>
             </w:r>
           </w:p>
         </w:tc>
@@ -7862,7 +8592,2073 @@
         <w:pStyle w:val="Heading2"/>
       </w:pPr>
       <w:r>
-        <w:t>10.2. Уровни оценивания</w:t>
+        <w:t>10.2. Карта баллов по индикаторам</w:t>
+      </w:r>
+    </w:p>
+    <w:tbl>
+      <w:tblPr>
+        <w:tblStyle w:val="TableGrid"/>
+        <w:tblW w:type="auto" w:w="0"/>
+        <w:jc w:val="center"/>
+        <w:tblLayout w:type="fixed"/>
+        <w:tblLook w:firstColumn="1" w:firstRow="1" w:lastColumn="0" w:lastRow="0" w:noHBand="0" w:noVBand="1" w:val="04A0"/>
+      </w:tblPr>
+      <w:tblGrid>
+        <w:gridCol w:w="1114"/>
+        <w:gridCol w:w="1114"/>
+        <w:gridCol w:w="1114"/>
+        <w:gridCol w:w="1114"/>
+        <w:gridCol w:w="1114"/>
+        <w:gridCol w:w="1114"/>
+        <w:gridCol w:w="1114"/>
+        <w:gridCol w:w="1114"/>
+        <w:gridCol w:w="1114"/>
+      </w:tblGrid>
+      <w:tr>
+        <w:trPr>
+          <w:tblHeader w:val="true"/>
+        </w:trPr>
+        <w:tc>
+          <w:tcPr>
+            <w:tcW w:type="dxa" w:w="1531"/>
+            <w:shd w:fill="1F4E78"/>
+            <w:tcMar>
+              <w:top w:w="80" w:type="dxa"/>
+              <w:start w:w="90" w:type="dxa"/>
+              <w:bottom w:w="80" w:type="dxa"/>
+              <w:end w:w="90" w:type="dxa"/>
+            </w:tcMar>
+            <w:vAlign w:val="center"/>
+          </w:tcPr>
+          <w:p>
+            <w:pPr>
+              <w:jc w:val="center"/>
+            </w:pPr>
+            <w:r>
+              <w:rPr>
+                <w:rFonts w:ascii="Times New Roman" w:hAnsi="Times New Roman"/>
+                <w:b/>
+                <w:color w:val="FFFFFF"/>
+                <w:sz w:val="13"/>
+              </w:rPr>
+              <w:t>Средство</w:t>
+            </w:r>
+          </w:p>
+        </w:tc>
+        <w:tc>
+          <w:tcPr>
+            <w:tcW w:type="dxa" w:w="964"/>
+            <w:shd w:fill="1F4E78"/>
+            <w:tcMar>
+              <w:top w:w="80" w:type="dxa"/>
+              <w:start w:w="90" w:type="dxa"/>
+              <w:bottom w:w="80" w:type="dxa"/>
+              <w:end w:w="90" w:type="dxa"/>
+            </w:tcMar>
+            <w:vAlign w:val="center"/>
+          </w:tcPr>
+          <w:p>
+            <w:pPr>
+              <w:jc w:val="center"/>
+            </w:pPr>
+            <w:r>
+              <w:rPr>
+                <w:rFonts w:ascii="Times New Roman" w:hAnsi="Times New Roman"/>
+                <w:b/>
+                <w:color w:val="FFFFFF"/>
+                <w:sz w:val="13"/>
+              </w:rPr>
+              <w:t>LC-1.1</w:t>
+            </w:r>
+          </w:p>
+        </w:tc>
+        <w:tc>
+          <w:tcPr>
+            <w:tcW w:type="dxa" w:w="964"/>
+            <w:shd w:fill="1F4E78"/>
+            <w:tcMar>
+              <w:top w:w="80" w:type="dxa"/>
+              <w:start w:w="90" w:type="dxa"/>
+              <w:bottom w:w="80" w:type="dxa"/>
+              <w:end w:w="90" w:type="dxa"/>
+            </w:tcMar>
+            <w:vAlign w:val="center"/>
+          </w:tcPr>
+          <w:p>
+            <w:pPr>
+              <w:jc w:val="center"/>
+            </w:pPr>
+            <w:r>
+              <w:rPr>
+                <w:rFonts w:ascii="Times New Roman" w:hAnsi="Times New Roman"/>
+                <w:b/>
+                <w:color w:val="FFFFFF"/>
+                <w:sz w:val="13"/>
+              </w:rPr>
+              <w:t>BD-1.2</w:t>
+            </w:r>
+          </w:p>
+        </w:tc>
+        <w:tc>
+          <w:tcPr>
+            <w:tcW w:type="dxa" w:w="964"/>
+            <w:shd w:fill="1F4E78"/>
+            <w:tcMar>
+              <w:top w:w="80" w:type="dxa"/>
+              <w:start w:w="90" w:type="dxa"/>
+              <w:bottom w:w="80" w:type="dxa"/>
+              <w:end w:w="90" w:type="dxa"/>
+            </w:tcMar>
+            <w:vAlign w:val="center"/>
+          </w:tcPr>
+          <w:p>
+            <w:pPr>
+              <w:jc w:val="center"/>
+            </w:pPr>
+            <w:r>
+              <w:rPr>
+                <w:rFonts w:ascii="Times New Roman" w:hAnsi="Times New Roman"/>
+                <w:b/>
+                <w:color w:val="FFFFFF"/>
+                <w:sz w:val="13"/>
+              </w:rPr>
+              <w:t>BD-1.3</w:t>
+            </w:r>
+          </w:p>
+        </w:tc>
+        <w:tc>
+          <w:tcPr>
+            <w:tcW w:type="dxa" w:w="964"/>
+            <w:shd w:fill="1F4E78"/>
+            <w:tcMar>
+              <w:top w:w="80" w:type="dxa"/>
+              <w:start w:w="90" w:type="dxa"/>
+              <w:bottom w:w="80" w:type="dxa"/>
+              <w:end w:w="90" w:type="dxa"/>
+            </w:tcMar>
+            <w:vAlign w:val="center"/>
+          </w:tcPr>
+          <w:p>
+            <w:pPr>
+              <w:jc w:val="center"/>
+            </w:pPr>
+            <w:r>
+              <w:rPr>
+                <w:rFonts w:ascii="Times New Roman" w:hAnsi="Times New Roman"/>
+                <w:b/>
+                <w:color w:val="FFFFFF"/>
+                <w:sz w:val="13"/>
+              </w:rPr>
+              <w:t>BD-1.5</w:t>
+            </w:r>
+          </w:p>
+        </w:tc>
+        <w:tc>
+          <w:tcPr>
+            <w:tcW w:type="dxa" w:w="964"/>
+            <w:shd w:fill="1F4E78"/>
+            <w:tcMar>
+              <w:top w:w="80" w:type="dxa"/>
+              <w:start w:w="90" w:type="dxa"/>
+              <w:bottom w:w="80" w:type="dxa"/>
+              <w:end w:w="90" w:type="dxa"/>
+            </w:tcMar>
+            <w:vAlign w:val="center"/>
+          </w:tcPr>
+          <w:p>
+            <w:pPr>
+              <w:jc w:val="center"/>
+            </w:pPr>
+            <w:r>
+              <w:rPr>
+                <w:rFonts w:ascii="Times New Roman" w:hAnsi="Times New Roman"/>
+                <w:b/>
+                <w:color w:val="FFFFFF"/>
+                <w:sz w:val="13"/>
+              </w:rPr>
+              <w:t>ML-2.1</w:t>
+            </w:r>
+          </w:p>
+        </w:tc>
+        <w:tc>
+          <w:tcPr>
+            <w:tcW w:type="dxa" w:w="964"/>
+            <w:shd w:fill="1F4E78"/>
+            <w:tcMar>
+              <w:top w:w="80" w:type="dxa"/>
+              <w:start w:w="90" w:type="dxa"/>
+              <w:bottom w:w="80" w:type="dxa"/>
+              <w:end w:w="90" w:type="dxa"/>
+            </w:tcMar>
+            <w:vAlign w:val="center"/>
+          </w:tcPr>
+          <w:p>
+            <w:pPr>
+              <w:jc w:val="center"/>
+            </w:pPr>
+            <w:r>
+              <w:rPr>
+                <w:rFonts w:ascii="Times New Roman" w:hAnsi="Times New Roman"/>
+                <w:b/>
+                <w:color w:val="FFFFFF"/>
+                <w:sz w:val="13"/>
+              </w:rPr>
+              <w:t>ML-2.2</w:t>
+            </w:r>
+          </w:p>
+        </w:tc>
+        <w:tc>
+          <w:tcPr>
+            <w:tcW w:type="dxa" w:w="964"/>
+            <w:shd w:fill="1F4E78"/>
+            <w:tcMar>
+              <w:top w:w="80" w:type="dxa"/>
+              <w:start w:w="90" w:type="dxa"/>
+              <w:bottom w:w="80" w:type="dxa"/>
+              <w:end w:w="90" w:type="dxa"/>
+            </w:tcMar>
+            <w:vAlign w:val="center"/>
+          </w:tcPr>
+          <w:p>
+            <w:pPr>
+              <w:jc w:val="center"/>
+            </w:pPr>
+            <w:r>
+              <w:rPr>
+                <w:rFonts w:ascii="Times New Roman" w:hAnsi="Times New Roman"/>
+                <w:b/>
+                <w:color w:val="FFFFFF"/>
+                <w:sz w:val="13"/>
+              </w:rPr>
+              <w:t>ML-2.3</w:t>
+            </w:r>
+          </w:p>
+        </w:tc>
+        <w:tc>
+          <w:tcPr>
+            <w:tcW w:type="dxa" w:w="1020"/>
+            <w:shd w:fill="1F4E78"/>
+            <w:tcMar>
+              <w:top w:w="80" w:type="dxa"/>
+              <w:start w:w="90" w:type="dxa"/>
+              <w:bottom w:w="80" w:type="dxa"/>
+              <w:end w:w="90" w:type="dxa"/>
+            </w:tcMar>
+            <w:vAlign w:val="center"/>
+          </w:tcPr>
+          <w:p>
+            <w:pPr>
+              <w:jc w:val="center"/>
+            </w:pPr>
+            <w:r>
+              <w:rPr>
+                <w:rFonts w:ascii="Times New Roman" w:hAnsi="Times New Roman"/>
+                <w:b/>
+                <w:color w:val="FFFFFF"/>
+                <w:sz w:val="13"/>
+              </w:rPr>
+              <w:t>Итого</w:t>
+            </w:r>
+          </w:p>
+        </w:tc>
+      </w:tr>
+      <w:tr>
+        <w:tc>
+          <w:tcPr>
+            <w:tcW w:type="dxa" w:w="1531"/>
+            <w:tcMar>
+              <w:top w:w="80" w:type="dxa"/>
+              <w:start w:w="90" w:type="dxa"/>
+              <w:bottom w:w="80" w:type="dxa"/>
+              <w:end w:w="90" w:type="dxa"/>
+            </w:tcMar>
+            <w:vAlign w:val="center"/>
+          </w:tcPr>
+          <w:p>
+            <w:pPr>
+              <w:spacing w:after="0"/>
+            </w:pPr>
+            <w:r>
+              <w:rPr>
+                <w:rFonts w:ascii="Times New Roman" w:hAnsi="Times New Roman"/>
+                <w:sz w:val="13"/>
+              </w:rPr>
+              <w:t>КИМ-1</w:t>
+            </w:r>
+          </w:p>
+        </w:tc>
+        <w:tc>
+          <w:tcPr>
+            <w:tcW w:type="dxa" w:w="964"/>
+            <w:tcMar>
+              <w:top w:w="80" w:type="dxa"/>
+              <w:start w:w="90" w:type="dxa"/>
+              <w:bottom w:w="80" w:type="dxa"/>
+              <w:end w:w="90" w:type="dxa"/>
+            </w:tcMar>
+            <w:vAlign w:val="center"/>
+          </w:tcPr>
+          <w:p>
+            <w:pPr>
+              <w:spacing w:after="0"/>
+            </w:pPr>
+            <w:r>
+              <w:rPr>
+                <w:rFonts w:ascii="Times New Roman" w:hAnsi="Times New Roman"/>
+                <w:sz w:val="13"/>
+              </w:rPr>
+              <w:t>10</w:t>
+            </w:r>
+          </w:p>
+        </w:tc>
+        <w:tc>
+          <w:tcPr>
+            <w:tcW w:type="dxa" w:w="964"/>
+            <w:tcMar>
+              <w:top w:w="80" w:type="dxa"/>
+              <w:start w:w="90" w:type="dxa"/>
+              <w:bottom w:w="80" w:type="dxa"/>
+              <w:end w:w="90" w:type="dxa"/>
+            </w:tcMar>
+            <w:vAlign w:val="center"/>
+          </w:tcPr>
+          <w:p>
+            <w:pPr>
+              <w:spacing w:after="0"/>
+            </w:pPr>
+            <w:r>
+              <w:rPr>
+                <w:rFonts w:ascii="Times New Roman" w:hAnsi="Times New Roman"/>
+                <w:sz w:val="13"/>
+              </w:rPr>
+              <w:t>0</w:t>
+            </w:r>
+          </w:p>
+        </w:tc>
+        <w:tc>
+          <w:tcPr>
+            <w:tcW w:type="dxa" w:w="964"/>
+            <w:tcMar>
+              <w:top w:w="80" w:type="dxa"/>
+              <w:start w:w="90" w:type="dxa"/>
+              <w:bottom w:w="80" w:type="dxa"/>
+              <w:end w:w="90" w:type="dxa"/>
+            </w:tcMar>
+            <w:vAlign w:val="center"/>
+          </w:tcPr>
+          <w:p>
+            <w:pPr>
+              <w:spacing w:after="0"/>
+            </w:pPr>
+            <w:r>
+              <w:rPr>
+                <w:rFonts w:ascii="Times New Roman" w:hAnsi="Times New Roman"/>
+                <w:sz w:val="13"/>
+              </w:rPr>
+              <w:t>0</w:t>
+            </w:r>
+          </w:p>
+        </w:tc>
+        <w:tc>
+          <w:tcPr>
+            <w:tcW w:type="dxa" w:w="964"/>
+            <w:tcMar>
+              <w:top w:w="80" w:type="dxa"/>
+              <w:start w:w="90" w:type="dxa"/>
+              <w:bottom w:w="80" w:type="dxa"/>
+              <w:end w:w="90" w:type="dxa"/>
+            </w:tcMar>
+            <w:vAlign w:val="center"/>
+          </w:tcPr>
+          <w:p>
+            <w:pPr>
+              <w:spacing w:after="0"/>
+            </w:pPr>
+            <w:r>
+              <w:rPr>
+                <w:rFonts w:ascii="Times New Roman" w:hAnsi="Times New Roman"/>
+                <w:sz w:val="13"/>
+              </w:rPr>
+              <w:t>0</w:t>
+            </w:r>
+          </w:p>
+        </w:tc>
+        <w:tc>
+          <w:tcPr>
+            <w:tcW w:type="dxa" w:w="964"/>
+            <w:tcMar>
+              <w:top w:w="80" w:type="dxa"/>
+              <w:start w:w="90" w:type="dxa"/>
+              <w:bottom w:w="80" w:type="dxa"/>
+              <w:end w:w="90" w:type="dxa"/>
+            </w:tcMar>
+            <w:vAlign w:val="center"/>
+          </w:tcPr>
+          <w:p>
+            <w:pPr>
+              <w:spacing w:after="0"/>
+            </w:pPr>
+            <w:r>
+              <w:rPr>
+                <w:rFonts w:ascii="Times New Roman" w:hAnsi="Times New Roman"/>
+                <w:sz w:val="13"/>
+              </w:rPr>
+              <w:t>0</w:t>
+            </w:r>
+          </w:p>
+        </w:tc>
+        <w:tc>
+          <w:tcPr>
+            <w:tcW w:type="dxa" w:w="964"/>
+            <w:tcMar>
+              <w:top w:w="80" w:type="dxa"/>
+              <w:start w:w="90" w:type="dxa"/>
+              <w:bottom w:w="80" w:type="dxa"/>
+              <w:end w:w="90" w:type="dxa"/>
+            </w:tcMar>
+            <w:vAlign w:val="center"/>
+          </w:tcPr>
+          <w:p>
+            <w:pPr>
+              <w:spacing w:after="0"/>
+            </w:pPr>
+            <w:r>
+              <w:rPr>
+                <w:rFonts w:ascii="Times New Roman" w:hAnsi="Times New Roman"/>
+                <w:sz w:val="13"/>
+              </w:rPr>
+              <w:t>0</w:t>
+            </w:r>
+          </w:p>
+        </w:tc>
+        <w:tc>
+          <w:tcPr>
+            <w:tcW w:type="dxa" w:w="964"/>
+            <w:tcMar>
+              <w:top w:w="80" w:type="dxa"/>
+              <w:start w:w="90" w:type="dxa"/>
+              <w:bottom w:w="80" w:type="dxa"/>
+              <w:end w:w="90" w:type="dxa"/>
+            </w:tcMar>
+            <w:vAlign w:val="center"/>
+          </w:tcPr>
+          <w:p>
+            <w:pPr>
+              <w:spacing w:after="0"/>
+            </w:pPr>
+            <w:r>
+              <w:rPr>
+                <w:rFonts w:ascii="Times New Roman" w:hAnsi="Times New Roman"/>
+                <w:sz w:val="13"/>
+              </w:rPr>
+              <w:t>0</w:t>
+            </w:r>
+          </w:p>
+        </w:tc>
+        <w:tc>
+          <w:tcPr>
+            <w:tcW w:type="dxa" w:w="1020"/>
+            <w:tcMar>
+              <w:top w:w="80" w:type="dxa"/>
+              <w:start w:w="90" w:type="dxa"/>
+              <w:bottom w:w="80" w:type="dxa"/>
+              <w:end w:w="90" w:type="dxa"/>
+            </w:tcMar>
+            <w:vAlign w:val="center"/>
+          </w:tcPr>
+          <w:p>
+            <w:pPr>
+              <w:spacing w:after="0"/>
+            </w:pPr>
+            <w:r>
+              <w:rPr>
+                <w:rFonts w:ascii="Times New Roman" w:hAnsi="Times New Roman"/>
+                <w:sz w:val="13"/>
+              </w:rPr>
+              <w:t>10</w:t>
+            </w:r>
+          </w:p>
+        </w:tc>
+      </w:tr>
+      <w:tr>
+        <w:tc>
+          <w:tcPr>
+            <w:tcW w:type="dxa" w:w="1531"/>
+            <w:tcMar>
+              <w:top w:w="80" w:type="dxa"/>
+              <w:start w:w="90" w:type="dxa"/>
+              <w:bottom w:w="80" w:type="dxa"/>
+              <w:end w:w="90" w:type="dxa"/>
+            </w:tcMar>
+            <w:vAlign w:val="center"/>
+            <w:shd w:fill="F7FAFC"/>
+          </w:tcPr>
+          <w:p>
+            <w:pPr>
+              <w:spacing w:after="0"/>
+            </w:pPr>
+            <w:r>
+              <w:rPr>
+                <w:rFonts w:ascii="Times New Roman" w:hAnsi="Times New Roman"/>
+                <w:sz w:val="13"/>
+              </w:rPr>
+              <w:t>КИМ-2</w:t>
+            </w:r>
+          </w:p>
+        </w:tc>
+        <w:tc>
+          <w:tcPr>
+            <w:tcW w:type="dxa" w:w="964"/>
+            <w:tcMar>
+              <w:top w:w="80" w:type="dxa"/>
+              <w:start w:w="90" w:type="dxa"/>
+              <w:bottom w:w="80" w:type="dxa"/>
+              <w:end w:w="90" w:type="dxa"/>
+            </w:tcMar>
+            <w:vAlign w:val="center"/>
+            <w:shd w:fill="F7FAFC"/>
+          </w:tcPr>
+          <w:p>
+            <w:pPr>
+              <w:spacing w:after="0"/>
+            </w:pPr>
+            <w:r>
+              <w:rPr>
+                <w:rFonts w:ascii="Times New Roman" w:hAnsi="Times New Roman"/>
+                <w:sz w:val="13"/>
+              </w:rPr>
+              <w:t>0</w:t>
+            </w:r>
+          </w:p>
+        </w:tc>
+        <w:tc>
+          <w:tcPr>
+            <w:tcW w:type="dxa" w:w="964"/>
+            <w:tcMar>
+              <w:top w:w="80" w:type="dxa"/>
+              <w:start w:w="90" w:type="dxa"/>
+              <w:bottom w:w="80" w:type="dxa"/>
+              <w:end w:w="90" w:type="dxa"/>
+            </w:tcMar>
+            <w:vAlign w:val="center"/>
+            <w:shd w:fill="F7FAFC"/>
+          </w:tcPr>
+          <w:p>
+            <w:pPr>
+              <w:spacing w:after="0"/>
+            </w:pPr>
+            <w:r>
+              <w:rPr>
+                <w:rFonts w:ascii="Times New Roman" w:hAnsi="Times New Roman"/>
+                <w:sz w:val="13"/>
+              </w:rPr>
+              <w:t>15</w:t>
+            </w:r>
+          </w:p>
+        </w:tc>
+        <w:tc>
+          <w:tcPr>
+            <w:tcW w:type="dxa" w:w="964"/>
+            <w:tcMar>
+              <w:top w:w="80" w:type="dxa"/>
+              <w:start w:w="90" w:type="dxa"/>
+              <w:bottom w:w="80" w:type="dxa"/>
+              <w:end w:w="90" w:type="dxa"/>
+            </w:tcMar>
+            <w:vAlign w:val="center"/>
+            <w:shd w:fill="F7FAFC"/>
+          </w:tcPr>
+          <w:p>
+            <w:pPr>
+              <w:spacing w:after="0"/>
+            </w:pPr>
+            <w:r>
+              <w:rPr>
+                <w:rFonts w:ascii="Times New Roman" w:hAnsi="Times New Roman"/>
+                <w:sz w:val="13"/>
+              </w:rPr>
+              <w:t>0</w:t>
+            </w:r>
+          </w:p>
+        </w:tc>
+        <w:tc>
+          <w:tcPr>
+            <w:tcW w:type="dxa" w:w="964"/>
+            <w:tcMar>
+              <w:top w:w="80" w:type="dxa"/>
+              <w:start w:w="90" w:type="dxa"/>
+              <w:bottom w:w="80" w:type="dxa"/>
+              <w:end w:w="90" w:type="dxa"/>
+            </w:tcMar>
+            <w:vAlign w:val="center"/>
+            <w:shd w:fill="F7FAFC"/>
+          </w:tcPr>
+          <w:p>
+            <w:pPr>
+              <w:spacing w:after="0"/>
+            </w:pPr>
+            <w:r>
+              <w:rPr>
+                <w:rFonts w:ascii="Times New Roman" w:hAnsi="Times New Roman"/>
+                <w:sz w:val="13"/>
+              </w:rPr>
+              <w:t>0</w:t>
+            </w:r>
+          </w:p>
+        </w:tc>
+        <w:tc>
+          <w:tcPr>
+            <w:tcW w:type="dxa" w:w="964"/>
+            <w:tcMar>
+              <w:top w:w="80" w:type="dxa"/>
+              <w:start w:w="90" w:type="dxa"/>
+              <w:bottom w:w="80" w:type="dxa"/>
+              <w:end w:w="90" w:type="dxa"/>
+            </w:tcMar>
+            <w:vAlign w:val="center"/>
+            <w:shd w:fill="F7FAFC"/>
+          </w:tcPr>
+          <w:p>
+            <w:pPr>
+              <w:spacing w:after="0"/>
+            </w:pPr>
+            <w:r>
+              <w:rPr>
+                <w:rFonts w:ascii="Times New Roman" w:hAnsi="Times New Roman"/>
+                <w:sz w:val="13"/>
+              </w:rPr>
+              <w:t>0</w:t>
+            </w:r>
+          </w:p>
+        </w:tc>
+        <w:tc>
+          <w:tcPr>
+            <w:tcW w:type="dxa" w:w="964"/>
+            <w:tcMar>
+              <w:top w:w="80" w:type="dxa"/>
+              <w:start w:w="90" w:type="dxa"/>
+              <w:bottom w:w="80" w:type="dxa"/>
+              <w:end w:w="90" w:type="dxa"/>
+            </w:tcMar>
+            <w:vAlign w:val="center"/>
+            <w:shd w:fill="F7FAFC"/>
+          </w:tcPr>
+          <w:p>
+            <w:pPr>
+              <w:spacing w:after="0"/>
+            </w:pPr>
+            <w:r>
+              <w:rPr>
+                <w:rFonts w:ascii="Times New Roman" w:hAnsi="Times New Roman"/>
+                <w:sz w:val="13"/>
+              </w:rPr>
+              <w:t>0</w:t>
+            </w:r>
+          </w:p>
+        </w:tc>
+        <w:tc>
+          <w:tcPr>
+            <w:tcW w:type="dxa" w:w="964"/>
+            <w:tcMar>
+              <w:top w:w="80" w:type="dxa"/>
+              <w:start w:w="90" w:type="dxa"/>
+              <w:bottom w:w="80" w:type="dxa"/>
+              <w:end w:w="90" w:type="dxa"/>
+            </w:tcMar>
+            <w:vAlign w:val="center"/>
+            <w:shd w:fill="F7FAFC"/>
+          </w:tcPr>
+          <w:p>
+            <w:pPr>
+              <w:spacing w:after="0"/>
+            </w:pPr>
+            <w:r>
+              <w:rPr>
+                <w:rFonts w:ascii="Times New Roman" w:hAnsi="Times New Roman"/>
+                <w:sz w:val="13"/>
+              </w:rPr>
+              <w:t>0</w:t>
+            </w:r>
+          </w:p>
+        </w:tc>
+        <w:tc>
+          <w:tcPr>
+            <w:tcW w:type="dxa" w:w="1020"/>
+            <w:tcMar>
+              <w:top w:w="80" w:type="dxa"/>
+              <w:start w:w="90" w:type="dxa"/>
+              <w:bottom w:w="80" w:type="dxa"/>
+              <w:end w:w="90" w:type="dxa"/>
+            </w:tcMar>
+            <w:vAlign w:val="center"/>
+            <w:shd w:fill="F7FAFC"/>
+          </w:tcPr>
+          <w:p>
+            <w:pPr>
+              <w:spacing w:after="0"/>
+            </w:pPr>
+            <w:r>
+              <w:rPr>
+                <w:rFonts w:ascii="Times New Roman" w:hAnsi="Times New Roman"/>
+                <w:sz w:val="13"/>
+              </w:rPr>
+              <w:t>15</w:t>
+            </w:r>
+          </w:p>
+        </w:tc>
+      </w:tr>
+      <w:tr>
+        <w:tc>
+          <w:tcPr>
+            <w:tcW w:type="dxa" w:w="1531"/>
+            <w:tcMar>
+              <w:top w:w="80" w:type="dxa"/>
+              <w:start w:w="90" w:type="dxa"/>
+              <w:bottom w:w="80" w:type="dxa"/>
+              <w:end w:w="90" w:type="dxa"/>
+            </w:tcMar>
+            <w:vAlign w:val="center"/>
+          </w:tcPr>
+          <w:p>
+            <w:pPr>
+              <w:spacing w:after="0"/>
+            </w:pPr>
+            <w:r>
+              <w:rPr>
+                <w:rFonts w:ascii="Times New Roman" w:hAnsi="Times New Roman"/>
+                <w:sz w:val="13"/>
+              </w:rPr>
+              <w:t>КИМ-3</w:t>
+            </w:r>
+          </w:p>
+        </w:tc>
+        <w:tc>
+          <w:tcPr>
+            <w:tcW w:type="dxa" w:w="964"/>
+            <w:tcMar>
+              <w:top w:w="80" w:type="dxa"/>
+              <w:start w:w="90" w:type="dxa"/>
+              <w:bottom w:w="80" w:type="dxa"/>
+              <w:end w:w="90" w:type="dxa"/>
+            </w:tcMar>
+            <w:vAlign w:val="center"/>
+          </w:tcPr>
+          <w:p>
+            <w:pPr>
+              <w:spacing w:after="0"/>
+            </w:pPr>
+            <w:r>
+              <w:rPr>
+                <w:rFonts w:ascii="Times New Roman" w:hAnsi="Times New Roman"/>
+                <w:sz w:val="13"/>
+              </w:rPr>
+              <w:t>0</w:t>
+            </w:r>
+          </w:p>
+        </w:tc>
+        <w:tc>
+          <w:tcPr>
+            <w:tcW w:type="dxa" w:w="964"/>
+            <w:tcMar>
+              <w:top w:w="80" w:type="dxa"/>
+              <w:start w:w="90" w:type="dxa"/>
+              <w:bottom w:w="80" w:type="dxa"/>
+              <w:end w:w="90" w:type="dxa"/>
+            </w:tcMar>
+            <w:vAlign w:val="center"/>
+          </w:tcPr>
+          <w:p>
+            <w:pPr>
+              <w:spacing w:after="0"/>
+            </w:pPr>
+            <w:r>
+              <w:rPr>
+                <w:rFonts w:ascii="Times New Roman" w:hAnsi="Times New Roman"/>
+                <w:sz w:val="13"/>
+              </w:rPr>
+              <w:t>0</w:t>
+            </w:r>
+          </w:p>
+        </w:tc>
+        <w:tc>
+          <w:tcPr>
+            <w:tcW w:type="dxa" w:w="964"/>
+            <w:tcMar>
+              <w:top w:w="80" w:type="dxa"/>
+              <w:start w:w="90" w:type="dxa"/>
+              <w:bottom w:w="80" w:type="dxa"/>
+              <w:end w:w="90" w:type="dxa"/>
+            </w:tcMar>
+            <w:vAlign w:val="center"/>
+          </w:tcPr>
+          <w:p>
+            <w:pPr>
+              <w:spacing w:after="0"/>
+            </w:pPr>
+            <w:r>
+              <w:rPr>
+                <w:rFonts w:ascii="Times New Roman" w:hAnsi="Times New Roman"/>
+                <w:sz w:val="13"/>
+              </w:rPr>
+              <w:t>6</w:t>
+            </w:r>
+          </w:p>
+        </w:tc>
+        <w:tc>
+          <w:tcPr>
+            <w:tcW w:type="dxa" w:w="964"/>
+            <w:tcMar>
+              <w:top w:w="80" w:type="dxa"/>
+              <w:start w:w="90" w:type="dxa"/>
+              <w:bottom w:w="80" w:type="dxa"/>
+              <w:end w:w="90" w:type="dxa"/>
+            </w:tcMar>
+            <w:vAlign w:val="center"/>
+          </w:tcPr>
+          <w:p>
+            <w:pPr>
+              <w:spacing w:after="0"/>
+            </w:pPr>
+            <w:r>
+              <w:rPr>
+                <w:rFonts w:ascii="Times New Roman" w:hAnsi="Times New Roman"/>
+                <w:sz w:val="13"/>
+              </w:rPr>
+              <w:t>5</w:t>
+            </w:r>
+          </w:p>
+        </w:tc>
+        <w:tc>
+          <w:tcPr>
+            <w:tcW w:type="dxa" w:w="964"/>
+            <w:tcMar>
+              <w:top w:w="80" w:type="dxa"/>
+              <w:start w:w="90" w:type="dxa"/>
+              <w:bottom w:w="80" w:type="dxa"/>
+              <w:end w:w="90" w:type="dxa"/>
+            </w:tcMar>
+            <w:vAlign w:val="center"/>
+          </w:tcPr>
+          <w:p>
+            <w:pPr>
+              <w:spacing w:after="0"/>
+            </w:pPr>
+            <w:r>
+              <w:rPr>
+                <w:rFonts w:ascii="Times New Roman" w:hAnsi="Times New Roman"/>
+                <w:sz w:val="13"/>
+              </w:rPr>
+              <w:t>0</w:t>
+            </w:r>
+          </w:p>
+        </w:tc>
+        <w:tc>
+          <w:tcPr>
+            <w:tcW w:type="dxa" w:w="964"/>
+            <w:tcMar>
+              <w:top w:w="80" w:type="dxa"/>
+              <w:start w:w="90" w:type="dxa"/>
+              <w:bottom w:w="80" w:type="dxa"/>
+              <w:end w:w="90" w:type="dxa"/>
+            </w:tcMar>
+            <w:vAlign w:val="center"/>
+          </w:tcPr>
+          <w:p>
+            <w:pPr>
+              <w:spacing w:after="0"/>
+            </w:pPr>
+            <w:r>
+              <w:rPr>
+                <w:rFonts w:ascii="Times New Roman" w:hAnsi="Times New Roman"/>
+                <w:sz w:val="13"/>
+              </w:rPr>
+              <w:t>4</w:t>
+            </w:r>
+          </w:p>
+        </w:tc>
+        <w:tc>
+          <w:tcPr>
+            <w:tcW w:type="dxa" w:w="964"/>
+            <w:tcMar>
+              <w:top w:w="80" w:type="dxa"/>
+              <w:start w:w="90" w:type="dxa"/>
+              <w:bottom w:w="80" w:type="dxa"/>
+              <w:end w:w="90" w:type="dxa"/>
+            </w:tcMar>
+            <w:vAlign w:val="center"/>
+          </w:tcPr>
+          <w:p>
+            <w:pPr>
+              <w:spacing w:after="0"/>
+            </w:pPr>
+            <w:r>
+              <w:rPr>
+                <w:rFonts w:ascii="Times New Roman" w:hAnsi="Times New Roman"/>
+                <w:sz w:val="13"/>
+              </w:rPr>
+              <w:t>0</w:t>
+            </w:r>
+          </w:p>
+        </w:tc>
+        <w:tc>
+          <w:tcPr>
+            <w:tcW w:type="dxa" w:w="1020"/>
+            <w:tcMar>
+              <w:top w:w="80" w:type="dxa"/>
+              <w:start w:w="90" w:type="dxa"/>
+              <w:bottom w:w="80" w:type="dxa"/>
+              <w:end w:w="90" w:type="dxa"/>
+            </w:tcMar>
+            <w:vAlign w:val="center"/>
+          </w:tcPr>
+          <w:p>
+            <w:pPr>
+              <w:spacing w:after="0"/>
+            </w:pPr>
+            <w:r>
+              <w:rPr>
+                <w:rFonts w:ascii="Times New Roman" w:hAnsi="Times New Roman"/>
+                <w:sz w:val="13"/>
+              </w:rPr>
+              <w:t>15</w:t>
+            </w:r>
+          </w:p>
+        </w:tc>
+      </w:tr>
+      <w:tr>
+        <w:tc>
+          <w:tcPr>
+            <w:tcW w:type="dxa" w:w="1531"/>
+            <w:tcMar>
+              <w:top w:w="80" w:type="dxa"/>
+              <w:start w:w="90" w:type="dxa"/>
+              <w:bottom w:w="80" w:type="dxa"/>
+              <w:end w:w="90" w:type="dxa"/>
+            </w:tcMar>
+            <w:vAlign w:val="center"/>
+            <w:shd w:fill="F7FAFC"/>
+          </w:tcPr>
+          <w:p>
+            <w:pPr>
+              <w:spacing w:after="0"/>
+            </w:pPr>
+            <w:r>
+              <w:rPr>
+                <w:rFonts w:ascii="Times New Roman" w:hAnsi="Times New Roman"/>
+                <w:sz w:val="13"/>
+              </w:rPr>
+              <w:t>КИМ-4</w:t>
+            </w:r>
+          </w:p>
+        </w:tc>
+        <w:tc>
+          <w:tcPr>
+            <w:tcW w:type="dxa" w:w="964"/>
+            <w:tcMar>
+              <w:top w:w="80" w:type="dxa"/>
+              <w:start w:w="90" w:type="dxa"/>
+              <w:bottom w:w="80" w:type="dxa"/>
+              <w:end w:w="90" w:type="dxa"/>
+            </w:tcMar>
+            <w:vAlign w:val="center"/>
+            <w:shd w:fill="F7FAFC"/>
+          </w:tcPr>
+          <w:p>
+            <w:pPr>
+              <w:spacing w:after="0"/>
+            </w:pPr>
+            <w:r>
+              <w:rPr>
+                <w:rFonts w:ascii="Times New Roman" w:hAnsi="Times New Roman"/>
+                <w:sz w:val="13"/>
+              </w:rPr>
+              <w:t>0</w:t>
+            </w:r>
+          </w:p>
+        </w:tc>
+        <w:tc>
+          <w:tcPr>
+            <w:tcW w:type="dxa" w:w="964"/>
+            <w:tcMar>
+              <w:top w:w="80" w:type="dxa"/>
+              <w:start w:w="90" w:type="dxa"/>
+              <w:bottom w:w="80" w:type="dxa"/>
+              <w:end w:w="90" w:type="dxa"/>
+            </w:tcMar>
+            <w:vAlign w:val="center"/>
+            <w:shd w:fill="F7FAFC"/>
+          </w:tcPr>
+          <w:p>
+            <w:pPr>
+              <w:spacing w:after="0"/>
+            </w:pPr>
+            <w:r>
+              <w:rPr>
+                <w:rFonts w:ascii="Times New Roman" w:hAnsi="Times New Roman"/>
+                <w:sz w:val="13"/>
+              </w:rPr>
+              <w:t>0</w:t>
+            </w:r>
+          </w:p>
+        </w:tc>
+        <w:tc>
+          <w:tcPr>
+            <w:tcW w:type="dxa" w:w="964"/>
+            <w:tcMar>
+              <w:top w:w="80" w:type="dxa"/>
+              <w:start w:w="90" w:type="dxa"/>
+              <w:bottom w:w="80" w:type="dxa"/>
+              <w:end w:w="90" w:type="dxa"/>
+            </w:tcMar>
+            <w:vAlign w:val="center"/>
+            <w:shd w:fill="F7FAFC"/>
+          </w:tcPr>
+          <w:p>
+            <w:pPr>
+              <w:spacing w:after="0"/>
+            </w:pPr>
+            <w:r>
+              <w:rPr>
+                <w:rFonts w:ascii="Times New Roman" w:hAnsi="Times New Roman"/>
+                <w:sz w:val="13"/>
+              </w:rPr>
+              <w:t>0</w:t>
+            </w:r>
+          </w:p>
+        </w:tc>
+        <w:tc>
+          <w:tcPr>
+            <w:tcW w:type="dxa" w:w="964"/>
+            <w:tcMar>
+              <w:top w:w="80" w:type="dxa"/>
+              <w:start w:w="90" w:type="dxa"/>
+              <w:bottom w:w="80" w:type="dxa"/>
+              <w:end w:w="90" w:type="dxa"/>
+            </w:tcMar>
+            <w:vAlign w:val="center"/>
+            <w:shd w:fill="F7FAFC"/>
+          </w:tcPr>
+          <w:p>
+            <w:pPr>
+              <w:spacing w:after="0"/>
+            </w:pPr>
+            <w:r>
+              <w:rPr>
+                <w:rFonts w:ascii="Times New Roman" w:hAnsi="Times New Roman"/>
+                <w:sz w:val="13"/>
+              </w:rPr>
+              <w:t>0</w:t>
+            </w:r>
+          </w:p>
+        </w:tc>
+        <w:tc>
+          <w:tcPr>
+            <w:tcW w:type="dxa" w:w="964"/>
+            <w:tcMar>
+              <w:top w:w="80" w:type="dxa"/>
+              <w:start w:w="90" w:type="dxa"/>
+              <w:bottom w:w="80" w:type="dxa"/>
+              <w:end w:w="90" w:type="dxa"/>
+            </w:tcMar>
+            <w:vAlign w:val="center"/>
+            <w:shd w:fill="F7FAFC"/>
+          </w:tcPr>
+          <w:p>
+            <w:pPr>
+              <w:spacing w:after="0"/>
+            </w:pPr>
+            <w:r>
+              <w:rPr>
+                <w:rFonts w:ascii="Times New Roman" w:hAnsi="Times New Roman"/>
+                <w:sz w:val="13"/>
+              </w:rPr>
+              <w:t>12</w:t>
+            </w:r>
+          </w:p>
+        </w:tc>
+        <w:tc>
+          <w:tcPr>
+            <w:tcW w:type="dxa" w:w="964"/>
+            <w:tcMar>
+              <w:top w:w="80" w:type="dxa"/>
+              <w:start w:w="90" w:type="dxa"/>
+              <w:bottom w:w="80" w:type="dxa"/>
+              <w:end w:w="90" w:type="dxa"/>
+            </w:tcMar>
+            <w:vAlign w:val="center"/>
+            <w:shd w:fill="F7FAFC"/>
+          </w:tcPr>
+          <w:p>
+            <w:pPr>
+              <w:spacing w:after="0"/>
+            </w:pPr>
+            <w:r>
+              <w:rPr>
+                <w:rFonts w:ascii="Times New Roman" w:hAnsi="Times New Roman"/>
+                <w:sz w:val="13"/>
+              </w:rPr>
+              <w:t>8</w:t>
+            </w:r>
+          </w:p>
+        </w:tc>
+        <w:tc>
+          <w:tcPr>
+            <w:tcW w:type="dxa" w:w="964"/>
+            <w:tcMar>
+              <w:top w:w="80" w:type="dxa"/>
+              <w:start w:w="90" w:type="dxa"/>
+              <w:bottom w:w="80" w:type="dxa"/>
+              <w:end w:w="90" w:type="dxa"/>
+            </w:tcMar>
+            <w:vAlign w:val="center"/>
+            <w:shd w:fill="F7FAFC"/>
+          </w:tcPr>
+          <w:p>
+            <w:pPr>
+              <w:spacing w:after="0"/>
+            </w:pPr>
+            <w:r>
+              <w:rPr>
+                <w:rFonts w:ascii="Times New Roman" w:hAnsi="Times New Roman"/>
+                <w:sz w:val="13"/>
+              </w:rPr>
+              <w:t>0</w:t>
+            </w:r>
+          </w:p>
+        </w:tc>
+        <w:tc>
+          <w:tcPr>
+            <w:tcW w:type="dxa" w:w="1020"/>
+            <w:tcMar>
+              <w:top w:w="80" w:type="dxa"/>
+              <w:start w:w="90" w:type="dxa"/>
+              <w:bottom w:w="80" w:type="dxa"/>
+              <w:end w:w="90" w:type="dxa"/>
+            </w:tcMar>
+            <w:vAlign w:val="center"/>
+            <w:shd w:fill="F7FAFC"/>
+          </w:tcPr>
+          <w:p>
+            <w:pPr>
+              <w:spacing w:after="0"/>
+            </w:pPr>
+            <w:r>
+              <w:rPr>
+                <w:rFonts w:ascii="Times New Roman" w:hAnsi="Times New Roman"/>
+                <w:sz w:val="13"/>
+              </w:rPr>
+              <w:t>20</w:t>
+            </w:r>
+          </w:p>
+        </w:tc>
+      </w:tr>
+      <w:tr>
+        <w:tc>
+          <w:tcPr>
+            <w:tcW w:type="dxa" w:w="1531"/>
+            <w:tcMar>
+              <w:top w:w="80" w:type="dxa"/>
+              <w:start w:w="90" w:type="dxa"/>
+              <w:bottom w:w="80" w:type="dxa"/>
+              <w:end w:w="90" w:type="dxa"/>
+            </w:tcMar>
+            <w:vAlign w:val="center"/>
+          </w:tcPr>
+          <w:p>
+            <w:pPr>
+              <w:spacing w:after="0"/>
+            </w:pPr>
+            <w:r>
+              <w:rPr>
+                <w:rFonts w:ascii="Times New Roman" w:hAnsi="Times New Roman"/>
+                <w:sz w:val="13"/>
+              </w:rPr>
+              <w:t>КИМ-5</w:t>
+            </w:r>
+          </w:p>
+        </w:tc>
+        <w:tc>
+          <w:tcPr>
+            <w:tcW w:type="dxa" w:w="964"/>
+            <w:tcMar>
+              <w:top w:w="80" w:type="dxa"/>
+              <w:start w:w="90" w:type="dxa"/>
+              <w:bottom w:w="80" w:type="dxa"/>
+              <w:end w:w="90" w:type="dxa"/>
+            </w:tcMar>
+            <w:vAlign w:val="center"/>
+          </w:tcPr>
+          <w:p>
+            <w:pPr>
+              <w:spacing w:after="0"/>
+            </w:pPr>
+            <w:r>
+              <w:rPr>
+                <w:rFonts w:ascii="Times New Roman" w:hAnsi="Times New Roman"/>
+                <w:sz w:val="13"/>
+              </w:rPr>
+              <w:t>0</w:t>
+            </w:r>
+          </w:p>
+        </w:tc>
+        <w:tc>
+          <w:tcPr>
+            <w:tcW w:type="dxa" w:w="964"/>
+            <w:tcMar>
+              <w:top w:w="80" w:type="dxa"/>
+              <w:start w:w="90" w:type="dxa"/>
+              <w:bottom w:w="80" w:type="dxa"/>
+              <w:end w:w="90" w:type="dxa"/>
+            </w:tcMar>
+            <w:vAlign w:val="center"/>
+          </w:tcPr>
+          <w:p>
+            <w:pPr>
+              <w:spacing w:after="0"/>
+            </w:pPr>
+            <w:r>
+              <w:rPr>
+                <w:rFonts w:ascii="Times New Roman" w:hAnsi="Times New Roman"/>
+                <w:sz w:val="13"/>
+              </w:rPr>
+              <w:t>0</w:t>
+            </w:r>
+          </w:p>
+        </w:tc>
+        <w:tc>
+          <w:tcPr>
+            <w:tcW w:type="dxa" w:w="964"/>
+            <w:tcMar>
+              <w:top w:w="80" w:type="dxa"/>
+              <w:start w:w="90" w:type="dxa"/>
+              <w:bottom w:w="80" w:type="dxa"/>
+              <w:end w:w="90" w:type="dxa"/>
+            </w:tcMar>
+            <w:vAlign w:val="center"/>
+          </w:tcPr>
+          <w:p>
+            <w:pPr>
+              <w:spacing w:after="0"/>
+            </w:pPr>
+            <w:r>
+              <w:rPr>
+                <w:rFonts w:ascii="Times New Roman" w:hAnsi="Times New Roman"/>
+                <w:sz w:val="13"/>
+              </w:rPr>
+              <w:t>0</w:t>
+            </w:r>
+          </w:p>
+        </w:tc>
+        <w:tc>
+          <w:tcPr>
+            <w:tcW w:type="dxa" w:w="964"/>
+            <w:tcMar>
+              <w:top w:w="80" w:type="dxa"/>
+              <w:start w:w="90" w:type="dxa"/>
+              <w:bottom w:w="80" w:type="dxa"/>
+              <w:end w:w="90" w:type="dxa"/>
+            </w:tcMar>
+            <w:vAlign w:val="center"/>
+          </w:tcPr>
+          <w:p>
+            <w:pPr>
+              <w:spacing w:after="0"/>
+            </w:pPr>
+            <w:r>
+              <w:rPr>
+                <w:rFonts w:ascii="Times New Roman" w:hAnsi="Times New Roman"/>
+                <w:sz w:val="13"/>
+              </w:rPr>
+              <w:t>0</w:t>
+            </w:r>
+          </w:p>
+        </w:tc>
+        <w:tc>
+          <w:tcPr>
+            <w:tcW w:type="dxa" w:w="964"/>
+            <w:tcMar>
+              <w:top w:w="80" w:type="dxa"/>
+              <w:start w:w="90" w:type="dxa"/>
+              <w:bottom w:w="80" w:type="dxa"/>
+              <w:end w:w="90" w:type="dxa"/>
+            </w:tcMar>
+            <w:vAlign w:val="center"/>
+          </w:tcPr>
+          <w:p>
+            <w:pPr>
+              <w:spacing w:after="0"/>
+            </w:pPr>
+            <w:r>
+              <w:rPr>
+                <w:rFonts w:ascii="Times New Roman" w:hAnsi="Times New Roman"/>
+                <w:sz w:val="13"/>
+              </w:rPr>
+              <w:t>0</w:t>
+            </w:r>
+          </w:p>
+        </w:tc>
+        <w:tc>
+          <w:tcPr>
+            <w:tcW w:type="dxa" w:w="964"/>
+            <w:tcMar>
+              <w:top w:w="80" w:type="dxa"/>
+              <w:start w:w="90" w:type="dxa"/>
+              <w:bottom w:w="80" w:type="dxa"/>
+              <w:end w:w="90" w:type="dxa"/>
+            </w:tcMar>
+            <w:vAlign w:val="center"/>
+          </w:tcPr>
+          <w:p>
+            <w:pPr>
+              <w:spacing w:after="0"/>
+            </w:pPr>
+            <w:r>
+              <w:rPr>
+                <w:rFonts w:ascii="Times New Roman" w:hAnsi="Times New Roman"/>
+                <w:sz w:val="13"/>
+              </w:rPr>
+              <w:t>0</w:t>
+            </w:r>
+          </w:p>
+        </w:tc>
+        <w:tc>
+          <w:tcPr>
+            <w:tcW w:type="dxa" w:w="964"/>
+            <w:tcMar>
+              <w:top w:w="80" w:type="dxa"/>
+              <w:start w:w="90" w:type="dxa"/>
+              <w:bottom w:w="80" w:type="dxa"/>
+              <w:end w:w="90" w:type="dxa"/>
+            </w:tcMar>
+            <w:vAlign w:val="center"/>
+          </w:tcPr>
+          <w:p>
+            <w:pPr>
+              <w:spacing w:after="0"/>
+            </w:pPr>
+            <w:r>
+              <w:rPr>
+                <w:rFonts w:ascii="Times New Roman" w:hAnsi="Times New Roman"/>
+                <w:sz w:val="13"/>
+              </w:rPr>
+              <w:t>15</w:t>
+            </w:r>
+          </w:p>
+        </w:tc>
+        <w:tc>
+          <w:tcPr>
+            <w:tcW w:type="dxa" w:w="1020"/>
+            <w:tcMar>
+              <w:top w:w="80" w:type="dxa"/>
+              <w:start w:w="90" w:type="dxa"/>
+              <w:bottom w:w="80" w:type="dxa"/>
+              <w:end w:w="90" w:type="dxa"/>
+            </w:tcMar>
+            <w:vAlign w:val="center"/>
+          </w:tcPr>
+          <w:p>
+            <w:pPr>
+              <w:spacing w:after="0"/>
+            </w:pPr>
+            <w:r>
+              <w:rPr>
+                <w:rFonts w:ascii="Times New Roman" w:hAnsi="Times New Roman"/>
+                <w:sz w:val="13"/>
+              </w:rPr>
+              <w:t>15</w:t>
+            </w:r>
+          </w:p>
+        </w:tc>
+      </w:tr>
+      <w:tr>
+        <w:tc>
+          <w:tcPr>
+            <w:tcW w:type="dxa" w:w="1531"/>
+            <w:tcMar>
+              <w:top w:w="80" w:type="dxa"/>
+              <w:start w:w="90" w:type="dxa"/>
+              <w:bottom w:w="80" w:type="dxa"/>
+              <w:end w:w="90" w:type="dxa"/>
+            </w:tcMar>
+            <w:vAlign w:val="center"/>
+            <w:shd w:fill="F7FAFC"/>
+          </w:tcPr>
+          <w:p>
+            <w:pPr>
+              <w:spacing w:after="0"/>
+            </w:pPr>
+            <w:r>
+              <w:rPr>
+                <w:rFonts w:ascii="Times New Roman" w:hAnsi="Times New Roman"/>
+                <w:sz w:val="13"/>
+              </w:rPr>
+              <w:t>КИМ-6</w:t>
+            </w:r>
+          </w:p>
+        </w:tc>
+        <w:tc>
+          <w:tcPr>
+            <w:tcW w:type="dxa" w:w="964"/>
+            <w:tcMar>
+              <w:top w:w="80" w:type="dxa"/>
+              <w:start w:w="90" w:type="dxa"/>
+              <w:bottom w:w="80" w:type="dxa"/>
+              <w:end w:w="90" w:type="dxa"/>
+            </w:tcMar>
+            <w:vAlign w:val="center"/>
+            <w:shd w:fill="F7FAFC"/>
+          </w:tcPr>
+          <w:p>
+            <w:pPr>
+              <w:spacing w:after="0"/>
+            </w:pPr>
+            <w:r>
+              <w:rPr>
+                <w:rFonts w:ascii="Times New Roman" w:hAnsi="Times New Roman"/>
+                <w:sz w:val="13"/>
+              </w:rPr>
+              <w:t>2</w:t>
+            </w:r>
+          </w:p>
+        </w:tc>
+        <w:tc>
+          <w:tcPr>
+            <w:tcW w:type="dxa" w:w="964"/>
+            <w:tcMar>
+              <w:top w:w="80" w:type="dxa"/>
+              <w:start w:w="90" w:type="dxa"/>
+              <w:bottom w:w="80" w:type="dxa"/>
+              <w:end w:w="90" w:type="dxa"/>
+            </w:tcMar>
+            <w:vAlign w:val="center"/>
+            <w:shd w:fill="F7FAFC"/>
+          </w:tcPr>
+          <w:p>
+            <w:pPr>
+              <w:spacing w:after="0"/>
+            </w:pPr>
+            <w:r>
+              <w:rPr>
+                <w:rFonts w:ascii="Times New Roman" w:hAnsi="Times New Roman"/>
+                <w:sz w:val="13"/>
+              </w:rPr>
+              <w:t>2</w:t>
+            </w:r>
+          </w:p>
+        </w:tc>
+        <w:tc>
+          <w:tcPr>
+            <w:tcW w:type="dxa" w:w="964"/>
+            <w:tcMar>
+              <w:top w:w="80" w:type="dxa"/>
+              <w:start w:w="90" w:type="dxa"/>
+              <w:bottom w:w="80" w:type="dxa"/>
+              <w:end w:w="90" w:type="dxa"/>
+            </w:tcMar>
+            <w:vAlign w:val="center"/>
+            <w:shd w:fill="F7FAFC"/>
+          </w:tcPr>
+          <w:p>
+            <w:pPr>
+              <w:spacing w:after="0"/>
+            </w:pPr>
+            <w:r>
+              <w:rPr>
+                <w:rFonts w:ascii="Times New Roman" w:hAnsi="Times New Roman"/>
+                <w:sz w:val="13"/>
+              </w:rPr>
+              <w:t>2</w:t>
+            </w:r>
+          </w:p>
+        </w:tc>
+        <w:tc>
+          <w:tcPr>
+            <w:tcW w:type="dxa" w:w="964"/>
+            <w:tcMar>
+              <w:top w:w="80" w:type="dxa"/>
+              <w:start w:w="90" w:type="dxa"/>
+              <w:bottom w:w="80" w:type="dxa"/>
+              <w:end w:w="90" w:type="dxa"/>
+            </w:tcMar>
+            <w:vAlign w:val="center"/>
+            <w:shd w:fill="F7FAFC"/>
+          </w:tcPr>
+          <w:p>
+            <w:pPr>
+              <w:spacing w:after="0"/>
+            </w:pPr>
+            <w:r>
+              <w:rPr>
+                <w:rFonts w:ascii="Times New Roman" w:hAnsi="Times New Roman"/>
+                <w:sz w:val="13"/>
+              </w:rPr>
+              <w:t>2</w:t>
+            </w:r>
+          </w:p>
+        </w:tc>
+        <w:tc>
+          <w:tcPr>
+            <w:tcW w:type="dxa" w:w="964"/>
+            <w:tcMar>
+              <w:top w:w="80" w:type="dxa"/>
+              <w:start w:w="90" w:type="dxa"/>
+              <w:bottom w:w="80" w:type="dxa"/>
+              <w:end w:w="90" w:type="dxa"/>
+            </w:tcMar>
+            <w:vAlign w:val="center"/>
+            <w:shd w:fill="F7FAFC"/>
+          </w:tcPr>
+          <w:p>
+            <w:pPr>
+              <w:spacing w:after="0"/>
+            </w:pPr>
+            <w:r>
+              <w:rPr>
+                <w:rFonts w:ascii="Times New Roman" w:hAnsi="Times New Roman"/>
+                <w:sz w:val="13"/>
+              </w:rPr>
+              <w:t>2</w:t>
+            </w:r>
+          </w:p>
+        </w:tc>
+        <w:tc>
+          <w:tcPr>
+            <w:tcW w:type="dxa" w:w="964"/>
+            <w:tcMar>
+              <w:top w:w="80" w:type="dxa"/>
+              <w:start w:w="90" w:type="dxa"/>
+              <w:bottom w:w="80" w:type="dxa"/>
+              <w:end w:w="90" w:type="dxa"/>
+            </w:tcMar>
+            <w:vAlign w:val="center"/>
+            <w:shd w:fill="F7FAFC"/>
+          </w:tcPr>
+          <w:p>
+            <w:pPr>
+              <w:spacing w:after="0"/>
+            </w:pPr>
+            <w:r>
+              <w:rPr>
+                <w:rFonts w:ascii="Times New Roman" w:hAnsi="Times New Roman"/>
+                <w:sz w:val="13"/>
+              </w:rPr>
+              <w:t>2</w:t>
+            </w:r>
+          </w:p>
+        </w:tc>
+        <w:tc>
+          <w:tcPr>
+            <w:tcW w:type="dxa" w:w="964"/>
+            <w:tcMar>
+              <w:top w:w="80" w:type="dxa"/>
+              <w:start w:w="90" w:type="dxa"/>
+              <w:bottom w:w="80" w:type="dxa"/>
+              <w:end w:w="90" w:type="dxa"/>
+            </w:tcMar>
+            <w:vAlign w:val="center"/>
+            <w:shd w:fill="F7FAFC"/>
+          </w:tcPr>
+          <w:p>
+            <w:pPr>
+              <w:spacing w:after="0"/>
+            </w:pPr>
+            <w:r>
+              <w:rPr>
+                <w:rFonts w:ascii="Times New Roman" w:hAnsi="Times New Roman"/>
+                <w:sz w:val="13"/>
+              </w:rPr>
+              <w:t>3</w:t>
+            </w:r>
+          </w:p>
+        </w:tc>
+        <w:tc>
+          <w:tcPr>
+            <w:tcW w:type="dxa" w:w="1020"/>
+            <w:tcMar>
+              <w:top w:w="80" w:type="dxa"/>
+              <w:start w:w="90" w:type="dxa"/>
+              <w:bottom w:w="80" w:type="dxa"/>
+              <w:end w:w="90" w:type="dxa"/>
+            </w:tcMar>
+            <w:vAlign w:val="center"/>
+            <w:shd w:fill="F7FAFC"/>
+          </w:tcPr>
+          <w:p>
+            <w:pPr>
+              <w:spacing w:after="0"/>
+            </w:pPr>
+            <w:r>
+              <w:rPr>
+                <w:rFonts w:ascii="Times New Roman" w:hAnsi="Times New Roman"/>
+                <w:sz w:val="13"/>
+              </w:rPr>
+              <w:t>15</w:t>
+            </w:r>
+          </w:p>
+        </w:tc>
+      </w:tr>
+      <w:tr>
+        <w:tc>
+          <w:tcPr>
+            <w:tcW w:type="dxa" w:w="1531"/>
+            <w:tcMar>
+              <w:top w:w="80" w:type="dxa"/>
+              <w:start w:w="90" w:type="dxa"/>
+              <w:bottom w:w="80" w:type="dxa"/>
+              <w:end w:w="90" w:type="dxa"/>
+            </w:tcMar>
+            <w:vAlign w:val="center"/>
+          </w:tcPr>
+          <w:p>
+            <w:pPr>
+              <w:spacing w:after="0"/>
+            </w:pPr>
+            <w:r>
+              <w:rPr>
+                <w:rFonts w:ascii="Times New Roman" w:hAnsi="Times New Roman"/>
+                <w:sz w:val="13"/>
+              </w:rPr>
+              <w:t>Защита</w:t>
+            </w:r>
+          </w:p>
+        </w:tc>
+        <w:tc>
+          <w:tcPr>
+            <w:tcW w:type="dxa" w:w="964"/>
+            <w:tcMar>
+              <w:top w:w="80" w:type="dxa"/>
+              <w:start w:w="90" w:type="dxa"/>
+              <w:bottom w:w="80" w:type="dxa"/>
+              <w:end w:w="90" w:type="dxa"/>
+            </w:tcMar>
+            <w:vAlign w:val="center"/>
+          </w:tcPr>
+          <w:p>
+            <w:pPr>
+              <w:spacing w:after="0"/>
+            </w:pPr>
+            <w:r>
+              <w:rPr>
+                <w:rFonts w:ascii="Times New Roman" w:hAnsi="Times New Roman"/>
+                <w:sz w:val="13"/>
+              </w:rPr>
+              <w:t>2</w:t>
+            </w:r>
+          </w:p>
+        </w:tc>
+        <w:tc>
+          <w:tcPr>
+            <w:tcW w:type="dxa" w:w="964"/>
+            <w:tcMar>
+              <w:top w:w="80" w:type="dxa"/>
+              <w:start w:w="90" w:type="dxa"/>
+              <w:bottom w:w="80" w:type="dxa"/>
+              <w:end w:w="90" w:type="dxa"/>
+            </w:tcMar>
+            <w:vAlign w:val="center"/>
+          </w:tcPr>
+          <w:p>
+            <w:pPr>
+              <w:spacing w:after="0"/>
+            </w:pPr>
+            <w:r>
+              <w:rPr>
+                <w:rFonts w:ascii="Times New Roman" w:hAnsi="Times New Roman"/>
+                <w:sz w:val="13"/>
+              </w:rPr>
+              <w:t>1</w:t>
+            </w:r>
+          </w:p>
+        </w:tc>
+        <w:tc>
+          <w:tcPr>
+            <w:tcW w:type="dxa" w:w="964"/>
+            <w:tcMar>
+              <w:top w:w="80" w:type="dxa"/>
+              <w:start w:w="90" w:type="dxa"/>
+              <w:bottom w:w="80" w:type="dxa"/>
+              <w:end w:w="90" w:type="dxa"/>
+            </w:tcMar>
+            <w:vAlign w:val="center"/>
+          </w:tcPr>
+          <w:p>
+            <w:pPr>
+              <w:spacing w:after="0"/>
+            </w:pPr>
+            <w:r>
+              <w:rPr>
+                <w:rFonts w:ascii="Times New Roman" w:hAnsi="Times New Roman"/>
+                <w:sz w:val="13"/>
+              </w:rPr>
+              <w:t>1</w:t>
+            </w:r>
+          </w:p>
+        </w:tc>
+        <w:tc>
+          <w:tcPr>
+            <w:tcW w:type="dxa" w:w="964"/>
+            <w:tcMar>
+              <w:top w:w="80" w:type="dxa"/>
+              <w:start w:w="90" w:type="dxa"/>
+              <w:bottom w:w="80" w:type="dxa"/>
+              <w:end w:w="90" w:type="dxa"/>
+            </w:tcMar>
+            <w:vAlign w:val="center"/>
+          </w:tcPr>
+          <w:p>
+            <w:pPr>
+              <w:spacing w:after="0"/>
+            </w:pPr>
+            <w:r>
+              <w:rPr>
+                <w:rFonts w:ascii="Times New Roman" w:hAnsi="Times New Roman"/>
+                <w:sz w:val="13"/>
+              </w:rPr>
+              <w:t>1</w:t>
+            </w:r>
+          </w:p>
+        </w:tc>
+        <w:tc>
+          <w:tcPr>
+            <w:tcW w:type="dxa" w:w="964"/>
+            <w:tcMar>
+              <w:top w:w="80" w:type="dxa"/>
+              <w:start w:w="90" w:type="dxa"/>
+              <w:bottom w:w="80" w:type="dxa"/>
+              <w:end w:w="90" w:type="dxa"/>
+            </w:tcMar>
+            <w:vAlign w:val="center"/>
+          </w:tcPr>
+          <w:p>
+            <w:pPr>
+              <w:spacing w:after="0"/>
+            </w:pPr>
+            <w:r>
+              <w:rPr>
+                <w:rFonts w:ascii="Times New Roman" w:hAnsi="Times New Roman"/>
+                <w:sz w:val="13"/>
+              </w:rPr>
+              <w:t>1</w:t>
+            </w:r>
+          </w:p>
+        </w:tc>
+        <w:tc>
+          <w:tcPr>
+            <w:tcW w:type="dxa" w:w="964"/>
+            <w:tcMar>
+              <w:top w:w="80" w:type="dxa"/>
+              <w:start w:w="90" w:type="dxa"/>
+              <w:bottom w:w="80" w:type="dxa"/>
+              <w:end w:w="90" w:type="dxa"/>
+            </w:tcMar>
+            <w:vAlign w:val="center"/>
+          </w:tcPr>
+          <w:p>
+            <w:pPr>
+              <w:spacing w:after="0"/>
+            </w:pPr>
+            <w:r>
+              <w:rPr>
+                <w:rFonts w:ascii="Times New Roman" w:hAnsi="Times New Roman"/>
+                <w:sz w:val="13"/>
+              </w:rPr>
+              <w:t>1</w:t>
+            </w:r>
+          </w:p>
+        </w:tc>
+        <w:tc>
+          <w:tcPr>
+            <w:tcW w:type="dxa" w:w="964"/>
+            <w:tcMar>
+              <w:top w:w="80" w:type="dxa"/>
+              <w:start w:w="90" w:type="dxa"/>
+              <w:bottom w:w="80" w:type="dxa"/>
+              <w:end w:w="90" w:type="dxa"/>
+            </w:tcMar>
+            <w:vAlign w:val="center"/>
+          </w:tcPr>
+          <w:p>
+            <w:pPr>
+              <w:spacing w:after="0"/>
+            </w:pPr>
+            <w:r>
+              <w:rPr>
+                <w:rFonts w:ascii="Times New Roman" w:hAnsi="Times New Roman"/>
+                <w:sz w:val="13"/>
+              </w:rPr>
+              <w:t>3</w:t>
+            </w:r>
+          </w:p>
+        </w:tc>
+        <w:tc>
+          <w:tcPr>
+            <w:tcW w:type="dxa" w:w="1020"/>
+            <w:tcMar>
+              <w:top w:w="80" w:type="dxa"/>
+              <w:start w:w="90" w:type="dxa"/>
+              <w:bottom w:w="80" w:type="dxa"/>
+              <w:end w:w="90" w:type="dxa"/>
+            </w:tcMar>
+            <w:vAlign w:val="center"/>
+          </w:tcPr>
+          <w:p>
+            <w:pPr>
+              <w:spacing w:after="0"/>
+            </w:pPr>
+            <w:r>
+              <w:rPr>
+                <w:rFonts w:ascii="Times New Roman" w:hAnsi="Times New Roman"/>
+                <w:sz w:val="13"/>
+              </w:rPr>
+              <w:t>10</w:t>
+            </w:r>
+          </w:p>
+        </w:tc>
+      </w:tr>
+      <w:tr>
+        <w:tc>
+          <w:tcPr>
+            <w:tcW w:type="dxa" w:w="1531"/>
+            <w:tcMar>
+              <w:top w:w="80" w:type="dxa"/>
+              <w:start w:w="90" w:type="dxa"/>
+              <w:bottom w:w="80" w:type="dxa"/>
+              <w:end w:w="90" w:type="dxa"/>
+            </w:tcMar>
+            <w:vAlign w:val="center"/>
+            <w:shd w:fill="F7FAFC"/>
+          </w:tcPr>
+          <w:p>
+            <w:pPr>
+              <w:spacing w:after="0"/>
+            </w:pPr>
+            <w:r>
+              <w:rPr>
+                <w:rFonts w:ascii="Times New Roman" w:hAnsi="Times New Roman"/>
+                <w:sz w:val="13"/>
+              </w:rPr>
+              <w:t>Всего</w:t>
+            </w:r>
+          </w:p>
+        </w:tc>
+        <w:tc>
+          <w:tcPr>
+            <w:tcW w:type="dxa" w:w="964"/>
+            <w:tcMar>
+              <w:top w:w="80" w:type="dxa"/>
+              <w:start w:w="90" w:type="dxa"/>
+              <w:bottom w:w="80" w:type="dxa"/>
+              <w:end w:w="90" w:type="dxa"/>
+            </w:tcMar>
+            <w:vAlign w:val="center"/>
+            <w:shd w:fill="F7FAFC"/>
+          </w:tcPr>
+          <w:p>
+            <w:pPr>
+              <w:spacing w:after="0"/>
+            </w:pPr>
+            <w:r>
+              <w:rPr>
+                <w:rFonts w:ascii="Times New Roman" w:hAnsi="Times New Roman"/>
+                <w:sz w:val="13"/>
+              </w:rPr>
+              <w:t>14</w:t>
+            </w:r>
+          </w:p>
+        </w:tc>
+        <w:tc>
+          <w:tcPr>
+            <w:tcW w:type="dxa" w:w="964"/>
+            <w:tcMar>
+              <w:top w:w="80" w:type="dxa"/>
+              <w:start w:w="90" w:type="dxa"/>
+              <w:bottom w:w="80" w:type="dxa"/>
+              <w:end w:w="90" w:type="dxa"/>
+            </w:tcMar>
+            <w:vAlign w:val="center"/>
+            <w:shd w:fill="F7FAFC"/>
+          </w:tcPr>
+          <w:p>
+            <w:pPr>
+              <w:spacing w:after="0"/>
+            </w:pPr>
+            <w:r>
+              <w:rPr>
+                <w:rFonts w:ascii="Times New Roman" w:hAnsi="Times New Roman"/>
+                <w:sz w:val="13"/>
+              </w:rPr>
+              <w:t>18</w:t>
+            </w:r>
+          </w:p>
+        </w:tc>
+        <w:tc>
+          <w:tcPr>
+            <w:tcW w:type="dxa" w:w="964"/>
+            <w:tcMar>
+              <w:top w:w="80" w:type="dxa"/>
+              <w:start w:w="90" w:type="dxa"/>
+              <w:bottom w:w="80" w:type="dxa"/>
+              <w:end w:w="90" w:type="dxa"/>
+            </w:tcMar>
+            <w:vAlign w:val="center"/>
+            <w:shd w:fill="F7FAFC"/>
+          </w:tcPr>
+          <w:p>
+            <w:pPr>
+              <w:spacing w:after="0"/>
+            </w:pPr>
+            <w:r>
+              <w:rPr>
+                <w:rFonts w:ascii="Times New Roman" w:hAnsi="Times New Roman"/>
+                <w:sz w:val="13"/>
+              </w:rPr>
+              <w:t>9</w:t>
+            </w:r>
+          </w:p>
+        </w:tc>
+        <w:tc>
+          <w:tcPr>
+            <w:tcW w:type="dxa" w:w="964"/>
+            <w:tcMar>
+              <w:top w:w="80" w:type="dxa"/>
+              <w:start w:w="90" w:type="dxa"/>
+              <w:bottom w:w="80" w:type="dxa"/>
+              <w:end w:w="90" w:type="dxa"/>
+            </w:tcMar>
+            <w:vAlign w:val="center"/>
+            <w:shd w:fill="F7FAFC"/>
+          </w:tcPr>
+          <w:p>
+            <w:pPr>
+              <w:spacing w:after="0"/>
+            </w:pPr>
+            <w:r>
+              <w:rPr>
+                <w:rFonts w:ascii="Times New Roman" w:hAnsi="Times New Roman"/>
+                <w:sz w:val="13"/>
+              </w:rPr>
+              <w:t>8</w:t>
+            </w:r>
+          </w:p>
+        </w:tc>
+        <w:tc>
+          <w:tcPr>
+            <w:tcW w:type="dxa" w:w="964"/>
+            <w:tcMar>
+              <w:top w:w="80" w:type="dxa"/>
+              <w:start w:w="90" w:type="dxa"/>
+              <w:bottom w:w="80" w:type="dxa"/>
+              <w:end w:w="90" w:type="dxa"/>
+            </w:tcMar>
+            <w:vAlign w:val="center"/>
+            <w:shd w:fill="F7FAFC"/>
+          </w:tcPr>
+          <w:p>
+            <w:pPr>
+              <w:spacing w:after="0"/>
+            </w:pPr>
+            <w:r>
+              <w:rPr>
+                <w:rFonts w:ascii="Times New Roman" w:hAnsi="Times New Roman"/>
+                <w:sz w:val="13"/>
+              </w:rPr>
+              <w:t>15</w:t>
+            </w:r>
+          </w:p>
+        </w:tc>
+        <w:tc>
+          <w:tcPr>
+            <w:tcW w:type="dxa" w:w="964"/>
+            <w:tcMar>
+              <w:top w:w="80" w:type="dxa"/>
+              <w:start w:w="90" w:type="dxa"/>
+              <w:bottom w:w="80" w:type="dxa"/>
+              <w:end w:w="90" w:type="dxa"/>
+            </w:tcMar>
+            <w:vAlign w:val="center"/>
+            <w:shd w:fill="F7FAFC"/>
+          </w:tcPr>
+          <w:p>
+            <w:pPr>
+              <w:spacing w:after="0"/>
+            </w:pPr>
+            <w:r>
+              <w:rPr>
+                <w:rFonts w:ascii="Times New Roman" w:hAnsi="Times New Roman"/>
+                <w:sz w:val="13"/>
+              </w:rPr>
+              <w:t>15</w:t>
+            </w:r>
+          </w:p>
+        </w:tc>
+        <w:tc>
+          <w:tcPr>
+            <w:tcW w:type="dxa" w:w="964"/>
+            <w:tcMar>
+              <w:top w:w="80" w:type="dxa"/>
+              <w:start w:w="90" w:type="dxa"/>
+              <w:bottom w:w="80" w:type="dxa"/>
+              <w:end w:w="90" w:type="dxa"/>
+            </w:tcMar>
+            <w:vAlign w:val="center"/>
+            <w:shd w:fill="F7FAFC"/>
+          </w:tcPr>
+          <w:p>
+            <w:pPr>
+              <w:spacing w:after="0"/>
+            </w:pPr>
+            <w:r>
+              <w:rPr>
+                <w:rFonts w:ascii="Times New Roman" w:hAnsi="Times New Roman"/>
+                <w:sz w:val="13"/>
+              </w:rPr>
+              <w:t>21</w:t>
+            </w:r>
+          </w:p>
+        </w:tc>
+        <w:tc>
+          <w:tcPr>
+            <w:tcW w:type="dxa" w:w="1020"/>
+            <w:tcMar>
+              <w:top w:w="80" w:type="dxa"/>
+              <w:start w:w="90" w:type="dxa"/>
+              <w:bottom w:w="80" w:type="dxa"/>
+              <w:end w:w="90" w:type="dxa"/>
+            </w:tcMar>
+            <w:vAlign w:val="center"/>
+            <w:shd w:fill="F7FAFC"/>
+          </w:tcPr>
+          <w:p>
+            <w:pPr>
+              <w:spacing w:after="0"/>
+            </w:pPr>
+            <w:r>
+              <w:rPr>
+                <w:rFonts w:ascii="Times New Roman" w:hAnsi="Times New Roman"/>
+                <w:sz w:val="13"/>
+              </w:rPr>
+              <w:t>100</w:t>
+            </w:r>
+          </w:p>
+        </w:tc>
+      </w:tr>
+    </w:tbl>
+    <w:p>
+      <w:pPr>
+        <w:spacing w:after="0"/>
+      </w:pPr>
+    </w:p>
+    <w:p>
+      <w:r>
+        <w:t>Индикатор подтверждается при наборе не менее половины доступных баллов, наличии свидетельства в итоговом продукте и способности объяснить решение на защите.</w:t>
+      </w:r>
+    </w:p>
+    <w:p>
+      <w:pPr>
+        <w:pStyle w:val="Heading2"/>
+      </w:pPr>
+      <w:r>
+        <w:t>10.3. Уровни оценивания</w:t>
       </w:r>
     </w:p>
     <w:tbl>
@@ -8151,7 +10947,7 @@
         <w:pStyle w:val="Heading2"/>
       </w:pPr>
       <w:r>
-        <w:t>10.3. Обязательные условия зачёта</w:t>
+        <w:t>10.4. Обязательные условия зачёта</w:t>
       </w:r>
     </w:p>
     <w:p>
@@ -8160,6 +10956,14 @@
       </w:pPr>
       <w:r>
         <w:t>не менее 50 баллов из 100;</w:t>
+      </w:r>
+    </w:p>
+    <w:p>
+      <w:pPr>
+        <w:pStyle w:val="ListBullet"/>
+      </w:pPr>
+      <w:r>
+        <w:t>достижение минимального порога по каждому целевому индикатору;</w:t>
       </w:r>
     </w:p>
     <w:p>
@@ -8207,7 +11011,7 @@
         <w:pStyle w:val="Heading2"/>
       </w:pPr>
       <w:r>
-        <w:t>10.4. Перевод баллов в оценку</w:t>
+        <w:t>10.5. Перевод баллов в оценку</w:t>
       </w:r>
     </w:p>
     <w:tbl>
@@ -8616,6 +11420,67 @@
       <w:pPr>
         <w:spacing w:after="0"/>
       </w:pPr>
+    </w:p>
+    <w:p>
+      <w:pPr>
+        <w:pStyle w:val="Heading2"/>
+      </w:pPr>
+      <w:r>
+        <w:t>10.6. Регламент дифференцированного зачёта</w:t>
+      </w:r>
+    </w:p>
+    <w:p>
+      <w:r>
+        <w:t>За два рабочих дня до зачёта студент передаёт ссылку на итоговый commit, отчёт, презентацию из 6–8 содержательных слайдов, тезисный сценарий на 1–2 страницы, инструкцию запуска и журнал вклада для парной работы.</w:t>
+      </w:r>
+    </w:p>
+    <w:p>
+      <w:pPr>
+        <w:pStyle w:val="ListBullet"/>
+      </w:pPr>
+      <w:r>
+        <w:t>Групповая сессия для 20 человек занимает 180 минут.</w:t>
+      </w:r>
+    </w:p>
+    <w:p>
+      <w:pPr>
+        <w:pStyle w:val="ListBullet"/>
+      </w:pPr>
+      <w:r>
+        <w:t>Индивидуальный проект: 4 минуты доклада, 2 минуты вопросов и 2 минуты показа фрагмента проекта.</w:t>
+      </w:r>
+    </w:p>
+    <w:p>
+      <w:pPr>
+        <w:pStyle w:val="ListBullet"/>
+      </w:pPr>
+      <w:r>
+        <w:t>Парный проект: 6 минут общей презентации и по 4 минуты индивидуальных вопросов каждому участнику.</w:t>
+      </w:r>
+    </w:p>
+    <w:p>
+      <w:pPr>
+        <w:pStyle w:val="ListBullet"/>
+      </w:pPr>
+      <w:r>
+        <w:t>Полный текст речи не требуется; студент сдаёт тезисный сценарий с таймингом.</w:t>
+      </w:r>
+    </w:p>
+    <w:p>
+      <w:pPr>
+        <w:pStyle w:val="ListBullet"/>
+      </w:pPr>
+      <w:r>
+        <w:t>Преподаватель просит показать разбиение данных, пайплайн, расчёт метрики или другое короткое проверочное действие.</w:t>
+      </w:r>
+    </w:p>
+    <w:p>
+      <w:pPr>
+        <w:pStyle w:val="ListBullet"/>
+      </w:pPr>
+      <w:r>
+        <w:t>Защита оценивается индивидуально по LC-1.1, BD-1.2, BD-1.3, BD-1.5 и ML-2.1–ML-2.3.</w:t>
+      </w:r>
     </w:p>
     <w:p>
       <w:pPr>
